--- a/Quanta, Actually - SERIES/QED Course/chapters/Lesson 36 Quantizing the Dirac Field.docx
+++ b/Quanta, Actually - SERIES/QED Course/chapters/Lesson 36 Quantizing the Dirac Field.docx
@@ -17,7 +17,7 @@
         <w:jc w:val="center"/>
       </w:pPr>
       <w:r>
-        <w:t>Lesson 36 of the Complete Quantum Electrodynamics Course</w:t>
+        <w:t>Lesson 36 of Quantum, Actually, Volume 2: A QED Course</w:t>
       </w:r>
     </w:p>
     <w:p>
@@ -108,7 +108,25 @@
         <w:pStyle w:val="ListBullet"/>
       </w:pPr>
       <w:r>
-        <w:t>Write the mode expansion of the Dirac field in terms of b_(p,s) and d_(p,s)† and state the four spinor identities that make it work.</w:t>
+        <w:t>Write the mode expansion of the Dirac field in terms of b</w:t>
+      </w:r>
+      <w:r>
+        <w:rPr>
+          <w:vertAlign w:val="subscript"/>
+        </w:rPr>
+        <w:t>p,s</w:t>
+      </w:r>
+      <w:r>
+        <w:t xml:space="preserve"> and d</w:t>
+      </w:r>
+      <w:r>
+        <w:rPr>
+          <w:vertAlign w:val="subscript"/>
+        </w:rPr>
+        <w:t>p,s</w:t>
+      </w:r>
+      <w:r>
+        <w:t>† and state the four spinor identities that make it work.</w:t>
       </w:r>
     </w:p>
     <w:p>
@@ -314,7 +332,25 @@
           </w:tcPr>
           <w:p>
             <w:r>
-              <w:t>u_s(p), v_s(p)</w:t>
+              <w:t>u</w:t>
+            </w:r>
+            <w:r>
+              <w:rPr>
+                <w:vertAlign w:val="subscript"/>
+              </w:rPr>
+              <w:t>s</w:t>
+            </w:r>
+            <w:r>
+              <w:t>(p), v</w:t>
+            </w:r>
+            <w:r>
+              <w:rPr>
+                <w:vertAlign w:val="subscript"/>
+              </w:rPr>
+              <w:t>s</w:t>
+            </w:r>
+            <w:r>
+              <w:t>(p)</w:t>
             </w:r>
           </w:p>
         </w:tc>
@@ -331,7 +367,22 @@
           </w:tcPr>
           <w:p>
             <w:r>
-              <w:t>Spinors of Lesson 20 with u†u = v†v = 2E_p; s = 1, 2 labels the two-spinor χ_s</w:t>
+              <w:t>Spinors of Lesson 20 with u†u = v†v = 2E</w:t>
+            </w:r>
+            <w:r>
+              <w:rPr>
+                <w:vertAlign w:val="subscript"/>
+              </w:rPr>
+              <w:t>p</w:t>
+            </w:r>
+            <w:r>
+              <w:t>; s = 1, 2 labels the two-spinor χ</w:t>
+            </w:r>
+            <w:r>
+              <w:rPr>
+                <w:vertAlign w:val="subscript"/>
+              </w:rPr>
+              <w:t>s</w:t>
             </w:r>
           </w:p>
         </w:tc>
@@ -351,7 +402,22 @@
           </w:tcPr>
           <w:p>
             <w:r>
-              <w:t>b_(p,s), d_(p,s)</w:t>
+              <w:t>b</w:t>
+            </w:r>
+            <w:r>
+              <w:rPr>
+                <w:vertAlign w:val="subscript"/>
+              </w:rPr>
+              <w:t>p,s</w:t>
+            </w:r>
+            <w:r>
+              <w:t>, d</w:t>
+            </w:r>
+            <w:r>
+              <w:rPr>
+                <w:vertAlign w:val="subscript"/>
+              </w:rPr>
+              <w:t>p,s</w:t>
             </w:r>
           </w:p>
         </w:tc>
@@ -425,7 +491,22 @@
           </w:tcPr>
           <w:p>
             <w:r>
-              <w:t>N_b, N_d</w:t>
+              <w:t>N</w:t>
+            </w:r>
+            <w:r>
+              <w:rPr>
+                <w:vertAlign w:val="subscript"/>
+              </w:rPr>
+              <w:t>b</w:t>
+            </w:r>
+            <w:r>
+              <w:t>, N</w:t>
+            </w:r>
+            <w:r>
+              <w:rPr>
+                <w:vertAlign w:val="subscript"/>
+              </w:rPr>
+              <w:t>d</w:t>
             </w:r>
           </w:p>
         </w:tc>
@@ -462,7 +543,25 @@
           </w:tcPr>
           <w:p>
             <w:r>
-              <w:t>|p, s⟩ = √(2E_p) b_(p,s)†|0⟩</w:t>
+              <w:t>|p, s⟩ = √(2E</w:t>
+            </w:r>
+            <w:r>
+              <w:rPr>
+                <w:vertAlign w:val="subscript"/>
+              </w:rPr>
+              <w:t>p</w:t>
+            </w:r>
+            <w:r>
+              <w:t>) b</w:t>
+            </w:r>
+            <w:r>
+              <w:rPr>
+                <w:vertAlign w:val="subscript"/>
+              </w:rPr>
+              <w:t>p,s</w:t>
+            </w:r>
+            <w:r>
+              <w:t>†|0⟩</w:t>
             </w:r>
           </w:p>
         </w:tc>
@@ -499,7 +598,25 @@
           </w:tcPr>
           <w:p>
             <w:r>
-              <w:t>|p̄, s⟩ = √(2E_p) d_(p,s)†|0⟩</w:t>
+              <w:t>|p̄, s⟩ = √(2E</w:t>
+            </w:r>
+            <w:r>
+              <w:rPr>
+                <w:vertAlign w:val="subscript"/>
+              </w:rPr>
+              <w:t>p</w:t>
+            </w:r>
+            <w:r>
+              <w:t>) d</w:t>
+            </w:r>
+            <w:r>
+              <w:rPr>
+                <w:vertAlign w:val="subscript"/>
+              </w:rPr>
+              <w:t>p,s</w:t>
+            </w:r>
+            <w:r>
+              <w:t>†|0⟩</w:t>
             </w:r>
           </w:p>
         </w:tc>
@@ -597,6 +714,67 @@
         </w:tc>
       </w:tr>
     </w:tbl>
+    <w:tbl>
+      <w:tblPr>
+        <w:tblW w:type="auto" w:w="0"/>
+        <w:jc w:val="center"/>
+        <w:tblLayout w:type="fixed"/>
+        <w:tblLook w:firstColumn="1" w:firstRow="1" w:lastColumn="0" w:lastRow="0" w:noHBand="0" w:noVBand="1" w:val="04A0"/>
+        <w:tblBorders>
+          <w:top w:val="single" w:sz="8" w:color="7FA7CF"/>
+          <w:left w:val="single" w:sz="8" w:color="7FA7CF"/>
+          <w:bottom w:val="single" w:sz="8" w:color="7FA7CF"/>
+          <w:right w:val="single" w:sz="8" w:color="7FA7CF"/>
+        </w:tblBorders>
+      </w:tblPr>
+      <w:tblGrid>
+        <w:gridCol w:w="9392"/>
+      </w:tblGrid>
+      <w:tr>
+        <w:tc>
+          <w:tcPr>
+            <w:tcW w:type="dxa" w:w="9392"/>
+            <w:shd w:fill="F3F7FB"/>
+            <w:tcMar>
+              <w:top w:w="140" w:type="dxa"/>
+              <w:start w:w="140" w:type="dxa"/>
+              <w:bottom w:w="140" w:type="dxa"/>
+              <w:end w:w="140" w:type="dxa"/>
+            </w:tcMar>
+          </w:tcPr>
+          <w:p>
+            <w:r>
+              <w:rPr>
+                <w:b/>
+                <w:color w:val="1F4E78"/>
+              </w:rPr>
+              <w:t>First pass: the result before the derivation</w:t>
+            </w:r>
+          </w:p>
+          <w:p>
+            <w:pPr>
+              <w:spacing w:after="60"/>
+            </w:pPr>
+            <w:r>
+              <w:t>The Dirac field is expanded in operators b (destroy electrons) and d† (create positrons) that anticommute, {b, b†} = (2π)³δ³; no state holds two identical fermions.</w:t>
+            </w:r>
+          </w:p>
+          <w:p>
+            <w:pPr>
+              <w:spacing w:after="60"/>
+            </w:pPr>
+            <w:r>
+              <w:t>These operators are the electron lines of every diagram; the anticommutation is the origin of the relative minus signs in Lessons 55 and 63.</w:t>
+            </w:r>
+          </w:p>
+        </w:tc>
+      </w:tr>
+    </w:tbl>
+    <w:p>
+      <w:pPr>
+        <w:spacing w:after="80"/>
+      </w:pPr>
+    </w:p>
     <w:p>
       <w:pPr>
         <w:pStyle w:val="Heading2"/>
@@ -615,7 +793,34 @@
     </w:p>
     <w:p>
       <w:r>
-        <w:t>Step 1 of canonical quantization, the classical field theory, was completed in Lessons 26 through 30. The Lagrangian density is ℒ = ψ̄(iγ^μ∂_μ − m)ψ = iψ†ψ̇ + iψ̄γⁱ∂ᵢψ − mψ̄ψ, the momentum conjugate to ψ is π_ψ = iψ† (Lesson 26, Section 5.3), the Hamiltonian is H = ∫d³x ψ†hψ with h = −iα·∇ + βm, the momentum is P = ∫d³x ψ†(−i∇)ψ (Lesson 30), and the conserved charge is proportional to ∫d³x ψ†ψ, whose density is positive definite (Lesson 24). The field ψ has four complex components, and unlike the scalar field it is complex without any reality condition: ψ and ψ† are independent of each other except that one is the conjugate of the other.</w:t>
+        <w:t>Step 1 of canonical quantization, the classical field theory, was completed in Lessons 26 through 30. The Lagrangian density is ℒ = ψ̄(iγ</w:t>
+      </w:r>
+      <w:r>
+        <w:rPr>
+          <w:vertAlign w:val="superscript"/>
+        </w:rPr>
+        <w:t>μ</w:t>
+      </w:r>
+      <w:r>
+        <w:t>∂</w:t>
+      </w:r>
+      <w:r>
+        <w:rPr>
+          <w:vertAlign w:val="subscript"/>
+        </w:rPr>
+        <w:t>μ</w:t>
+      </w:r>
+      <w:r>
+        <w:t xml:space="preserve"> − m)ψ = iψ†ψ̇ + iψ̄γⁱ∂ᵢψ − mψ̄ψ, the momentum conjugate to ψ is π</w:t>
+      </w:r>
+      <w:r>
+        <w:rPr>
+          <w:vertAlign w:val="subscript"/>
+        </w:rPr>
+        <w:t>ψ</w:t>
+      </w:r>
+      <w:r>
+        <w:t xml:space="preserve"> = iψ† (Lesson 26, Section 5.3), the Hamiltonian is H = ∫d³x ψ†hψ with h = −iα·∇ + βm, the momentum is P = ∫d³x ψ†(−i∇)ψ (Lesson 30), and the conserved charge is proportional to ∫d³x ψ†ψ, whose density is positive definite (Lesson 24). The field ψ has four complex components, and unlike the scalar field it is complex without any reality condition: ψ and ψ† are independent of each other except that one is the conjugate of the other.</w:t>
       </w:r>
     </w:p>
     <w:p>
@@ -1083,7 +1288,70 @@
     </w:p>
     <w:p>
       <w:r>
-        <w:t>For several modes, {c_i, c_j†} = δ_ij and {c_i, c_j} = {c_i†, c_j†} = 0. Distinct operators anticommute, not commute, and this gives the antisymmetry of Lesson 17 directly.</w:t>
+        <w:t>For several modes, {c</w:t>
+      </w:r>
+      <w:r>
+        <w:rPr>
+          <w:vertAlign w:val="subscript"/>
+        </w:rPr>
+        <w:t>i</w:t>
+      </w:r>
+      <w:r>
+        <w:t>, c</w:t>
+      </w:r>
+      <w:r>
+        <w:rPr>
+          <w:vertAlign w:val="subscript"/>
+        </w:rPr>
+        <w:t>j†</w:t>
+      </w:r>
+      <w:r>
+        <w:t>} = δ</w:t>
+      </w:r>
+      <w:r>
+        <w:rPr>
+          <w:vertAlign w:val="subscript"/>
+        </w:rPr>
+        <w:t>ij</w:t>
+      </w:r>
+      <w:r>
+        <w:t xml:space="preserve"> and {c</w:t>
+      </w:r>
+      <w:r>
+        <w:rPr>
+          <w:vertAlign w:val="subscript"/>
+        </w:rPr>
+        <w:t>i</w:t>
+      </w:r>
+      <w:r>
+        <w:t>, c</w:t>
+      </w:r>
+      <w:r>
+        <w:rPr>
+          <w:vertAlign w:val="subscript"/>
+        </w:rPr>
+        <w:t>j</w:t>
+      </w:r>
+      <w:r>
+        <w:t>} = {c</w:t>
+      </w:r>
+      <w:r>
+        <w:rPr>
+          <w:vertAlign w:val="subscript"/>
+        </w:rPr>
+        <w:t>i†</w:t>
+      </w:r>
+      <w:r>
+        <w:t>, c</w:t>
+      </w:r>
+      <w:r>
+        <w:rPr>
+          <w:vertAlign w:val="subscript"/>
+        </w:rPr>
+        <w:t>j†</w:t>
+      </w:r>
+      <w:r>
+        <w:t>} = 0. Distinct operators anticommute, not commute, and this gives the antisymmetry of Lesson 17 directly.</w:t>
       </w:r>
     </w:p>
     <w:p>
@@ -1184,7 +1452,25 @@
     </w:p>
     <w:p>
       <w:r>
-        <w:t>A state with two quanta in different modes changes sign when the two are exchanged, and a state with two quanta in the same mode vanishes, c_i†c_i†|0⟩ = 0. The space of n modes has 2ⁿ states, one for each choice of which modes are occupied.</w:t>
+        <w:t>A state with two quanta in different modes changes sign when the two are exchanged, and a state with two quanta in the same mode vanishes, c</w:t>
+      </w:r>
+      <w:r>
+        <w:rPr>
+          <w:vertAlign w:val="subscript"/>
+        </w:rPr>
+        <w:t>i†</w:t>
+      </w:r>
+      <w:r>
+        <w:t>c</w:t>
+      </w:r>
+      <w:r>
+        <w:rPr>
+          <w:vertAlign w:val="subscript"/>
+        </w:rPr>
+        <w:t>i†</w:t>
+      </w:r>
+      <w:r>
+        <w:t>|0⟩ = 0. The space of n modes has 2ⁿ states, one for each choice of which modes are occupied.</w:t>
       </w:r>
     </w:p>
     <w:p>
@@ -1219,7 +1505,16 @@
     </w:p>
     <w:p>
       <w:r>
-        <w:t>The Dirac equation has plane-wave solutions of two kinds (Lesson 20, Sections 6.2 and 6.3, and Lesson 23). With p·x = E_pt − p·x,</w:t>
+        <w:t>The Dirac equation has plane-wave solutions of two kinds (Lesson 20, Sections 6.2 and 6.3, and Lesson 23). With p·x = E</w:t>
+      </w:r>
+      <w:r>
+        <w:rPr>
+          <w:vertAlign w:val="subscript"/>
+        </w:rPr>
+        <w:t>p</w:t>
+      </w:r>
+      <w:r>
+        <w:t>t − p·x,</w:t>
       </w:r>
     </w:p>
     <w:p>
@@ -1678,7 +1973,70 @@
     </w:p>
     <w:p>
       <w:r>
-        <w:t>where χ_s, s = 1, 2, are the orthonormal two-spinors of Lesson 15. They obey (p̸ − m)u = 0 and (p̸ + m)v = 0, and the normalization u†u = v†v = 2E_p of Lesson 20. The solution v_s(p)e^(+ip·x) has energy label −E_p and momentum label −p, so v_s(p) is an eigenvector of the Dirac Hamiltonian h(−p) = −α·p + βm with eigenvalue −E_p. It is this observation that fixes the momentum labels in the identities below.</w:t>
+        <w:t>where χ</w:t>
+      </w:r>
+      <w:r>
+        <w:rPr>
+          <w:vertAlign w:val="subscript"/>
+        </w:rPr>
+        <w:t>s</w:t>
+      </w:r>
+      <w:r>
+        <w:t>, s = 1, 2, are the orthonormal two-spinors of Lesson 15. They obey (p̸ − m)u = 0 and (p̸ + m)v = 0, and the normalization u†u = v†v = 2E</w:t>
+      </w:r>
+      <w:r>
+        <w:rPr>
+          <w:vertAlign w:val="subscript"/>
+        </w:rPr>
+        <w:t>p</w:t>
+      </w:r>
+      <w:r>
+        <w:t xml:space="preserve"> of Lesson 20. The solution v</w:t>
+      </w:r>
+      <w:r>
+        <w:rPr>
+          <w:vertAlign w:val="subscript"/>
+        </w:rPr>
+        <w:t>s</w:t>
+      </w:r>
+      <w:r>
+        <w:t>(p)e</w:t>
+      </w:r>
+      <w:r>
+        <w:rPr>
+          <w:vertAlign w:val="superscript"/>
+        </w:rPr>
+        <w:t>+ip·x</w:t>
+      </w:r>
+      <w:r>
+        <w:t xml:space="preserve"> has energy label −E</w:t>
+      </w:r>
+      <w:r>
+        <w:rPr>
+          <w:vertAlign w:val="subscript"/>
+        </w:rPr>
+        <w:t>p</w:t>
+      </w:r>
+      <w:r>
+        <w:t xml:space="preserve"> and momentum label −p, so v</w:t>
+      </w:r>
+      <w:r>
+        <w:rPr>
+          <w:vertAlign w:val="subscript"/>
+        </w:rPr>
+        <w:t>s</w:t>
+      </w:r>
+      <w:r>
+        <w:t>(p) is an eigenvector of the Dirac Hamiltonian h(−p) = −α·p + βm with eigenvalue −E</w:t>
+      </w:r>
+      <w:r>
+        <w:rPr>
+          <w:vertAlign w:val="subscript"/>
+        </w:rPr>
+        <w:t>p</w:t>
+      </w:r>
+      <w:r>
+        <w:t>. It is this observation that fixes the momentum labels in the identities below.</w:t>
       </w:r>
     </w:p>
     <w:p>
@@ -2126,7 +2484,88 @@
     </w:p>
     <w:p>
       <w:r>
-        <w:t>The first two are the normalization of Lesson 20. The third follows from the eigenvector property of Section 3.1: u_s(p) is an eigenvector of the Hermitian matrix h(p) = α·p + βm with eigenvalue +E_p, and v_r(−p) is an eigenvector of the same matrix with eigenvalue −E_p, so the two are orthogonal (eigenvectors of a Hermitian matrix with different eigenvalues, Lesson 1, Section 6.2). The fourth is the conjugate of the third. The last identity is the completeness relation of the four-dimensional spinor space: the four vectors u_1, u_2, v_1(−p), v_2(−p), each of norm² 2E_p and mutually orthogonal, resolve the identity (Exercise 5).</w:t>
+        <w:t>The first two are the normalization of Lesson 20. The third follows from the eigenvector property of Section 3.1: u</w:t>
+      </w:r>
+      <w:r>
+        <w:rPr>
+          <w:vertAlign w:val="subscript"/>
+        </w:rPr>
+        <w:t>s</w:t>
+      </w:r>
+      <w:r>
+        <w:t>(p) is an eigenvector of the Hermitian matrix h(p) = α·p + βm with eigenvalue +E</w:t>
+      </w:r>
+      <w:r>
+        <w:rPr>
+          <w:vertAlign w:val="subscript"/>
+        </w:rPr>
+        <w:t>p</w:t>
+      </w:r>
+      <w:r>
+        <w:t>, and v</w:t>
+      </w:r>
+      <w:r>
+        <w:rPr>
+          <w:vertAlign w:val="subscript"/>
+        </w:rPr>
+        <w:t>r</w:t>
+      </w:r>
+      <w:r>
+        <w:t>(−p) is an eigenvector of the same matrix with eigenvalue −E</w:t>
+      </w:r>
+      <w:r>
+        <w:rPr>
+          <w:vertAlign w:val="subscript"/>
+        </w:rPr>
+        <w:t>p</w:t>
+      </w:r>
+      <w:r>
+        <w:t>, so the two are orthogonal (eigenvectors of a Hermitian matrix with different eigenvalues, Lesson 1, Section 6.2). The fourth is the conjugate of the third. The last identity is the completeness relation of the four-dimensional spinor space: the four vectors u</w:t>
+      </w:r>
+      <w:r>
+        <w:rPr>
+          <w:vertAlign w:val="subscript"/>
+        </w:rPr>
+        <w:t>1</w:t>
+      </w:r>
+      <w:r>
+        <w:t>, u</w:t>
+      </w:r>
+      <w:r>
+        <w:rPr>
+          <w:vertAlign w:val="subscript"/>
+        </w:rPr>
+        <w:t>2</w:t>
+      </w:r>
+      <w:r>
+        <w:t>, v</w:t>
+      </w:r>
+      <w:r>
+        <w:rPr>
+          <w:vertAlign w:val="subscript"/>
+        </w:rPr>
+        <w:t>1</w:t>
+      </w:r>
+      <w:r>
+        <w:t>(−p), v</w:t>
+      </w:r>
+      <w:r>
+        <w:rPr>
+          <w:vertAlign w:val="subscript"/>
+        </w:rPr>
+        <w:t>2</w:t>
+      </w:r>
+      <w:r>
+        <w:t>(−p), each of norm² 2E</w:t>
+      </w:r>
+      <w:r>
+        <w:rPr>
+          <w:vertAlign w:val="subscript"/>
+        </w:rPr>
+        <w:t>p</w:t>
+      </w:r>
+      <w:r>
+        <w:t xml:space="preserve"> and mutually orthogonal, resolve the identity (Exercise 5).</w:t>
       </w:r>
     </w:p>
     <w:p>
@@ -2140,12 +2579,156 @@
     </w:p>
     <w:p>
       <w:r>
-        <w:t>Verify u_s†(p)v_r(−p) = 0 directly. From the definitions, v_r(−p) = √(E_p + m)[−(σ·p)χ_r/(E_p + m), χ_r]ᵀ. Then</w:t>
+        <w:t>Verify u</w:t>
+      </w:r>
+      <w:r>
+        <w:rPr>
+          <w:vertAlign w:val="subscript"/>
+        </w:rPr>
+        <w:t>s†</w:t>
+      </w:r>
+      <w:r>
+        <w:t>(p)v</w:t>
+      </w:r>
+      <w:r>
+        <w:rPr>
+          <w:vertAlign w:val="subscript"/>
+        </w:rPr>
+        <w:t>r</w:t>
+      </w:r>
+      <w:r>
+        <w:t>(−p) = 0 directly. From the definitions, v</w:t>
+      </w:r>
+      <w:r>
+        <w:rPr>
+          <w:vertAlign w:val="subscript"/>
+        </w:rPr>
+        <w:t>r</w:t>
+      </w:r>
+      <w:r>
+        <w:t>(−p) = √(E</w:t>
+      </w:r>
+      <w:r>
+        <w:rPr>
+          <w:vertAlign w:val="subscript"/>
+        </w:rPr>
+        <w:t>p</w:t>
+      </w:r>
+      <w:r>
+        <w:t xml:space="preserve"> + m)[−(σ·p)χ</w:t>
+      </w:r>
+      <w:r>
+        <w:rPr>
+          <w:vertAlign w:val="subscript"/>
+        </w:rPr>
+        <w:t>r</w:t>
+      </w:r>
+      <w:r>
+        <w:t>/(E</w:t>
+      </w:r>
+      <w:r>
+        <w:rPr>
+          <w:vertAlign w:val="subscript"/>
+        </w:rPr>
+        <w:t>p</w:t>
+      </w:r>
+      <w:r>
+        <w:t xml:space="preserve"> + m), χ</w:t>
+      </w:r>
+      <w:r>
+        <w:rPr>
+          <w:vertAlign w:val="subscript"/>
+        </w:rPr>
+        <w:t>r</w:t>
+      </w:r>
+      <w:r>
+        <w:t>]ᵀ. Then</w:t>
       </w:r>
     </w:p>
     <w:p>
       <w:r>
-        <w:t>u_s†(p)v_r(−p) = (E_p + m)[ −χ_s†(σ·p)χ_r/(E_p + m) + χ_s†(σ·p)χ_r/(E_p + m) ] = 0,</w:t>
+        <w:t>u</w:t>
+      </w:r>
+      <w:r>
+        <w:rPr>
+          <w:vertAlign w:val="subscript"/>
+        </w:rPr>
+        <w:t>s†</w:t>
+      </w:r>
+      <w:r>
+        <w:t>(p)v</w:t>
+      </w:r>
+      <w:r>
+        <w:rPr>
+          <w:vertAlign w:val="subscript"/>
+        </w:rPr>
+        <w:t>r</w:t>
+      </w:r>
+      <w:r>
+        <w:t>(−p) = (E</w:t>
+      </w:r>
+      <w:r>
+        <w:rPr>
+          <w:vertAlign w:val="subscript"/>
+        </w:rPr>
+        <w:t>p</w:t>
+      </w:r>
+      <w:r>
+        <w:t xml:space="preserve"> + m)[ −χ</w:t>
+      </w:r>
+      <w:r>
+        <w:rPr>
+          <w:vertAlign w:val="subscript"/>
+        </w:rPr>
+        <w:t>s†</w:t>
+      </w:r>
+      <w:r>
+        <w:t>(σ·p)χ</w:t>
+      </w:r>
+      <w:r>
+        <w:rPr>
+          <w:vertAlign w:val="subscript"/>
+        </w:rPr>
+        <w:t>r</w:t>
+      </w:r>
+      <w:r>
+        <w:t>/(E</w:t>
+      </w:r>
+      <w:r>
+        <w:rPr>
+          <w:vertAlign w:val="subscript"/>
+        </w:rPr>
+        <w:t>p</w:t>
+      </w:r>
+      <w:r>
+        <w:t xml:space="preserve"> + m) + χ</w:t>
+      </w:r>
+      <w:r>
+        <w:rPr>
+          <w:vertAlign w:val="subscript"/>
+        </w:rPr>
+        <w:t>s†</w:t>
+      </w:r>
+      <w:r>
+        <w:t>(σ·p)χ</w:t>
+      </w:r>
+      <w:r>
+        <w:rPr>
+          <w:vertAlign w:val="subscript"/>
+        </w:rPr>
+        <w:t>r</w:t>
+      </w:r>
+      <w:r>
+        <w:t>/(E</w:t>
+      </w:r>
+      <w:r>
+        <w:rPr>
+          <w:vertAlign w:val="subscript"/>
+        </w:rPr>
+        <w:t>p</w:t>
+      </w:r>
+      <w:r>
+        <w:t xml:space="preserve"> + m) ] = 0,</w:t>
       </w:r>
     </w:p>
     <w:p>
@@ -3068,7 +3651,142 @@
     </w:p>
     <w:p>
       <w:r>
-        <w:t>To check the first, insert the expansion. The b term gives ∫d³x e^(−ip·x)u_s†(p)u_r(k)e^(ik·x) → (2π)³δ³(p − k)2E_pδ_sr, which yields b_(p,s) after the factors (2E)^(−1/2) are combined. The d† term contains d†_(k,r) v_r(k)e^(−ik·x) at t = 0, and the integral forces k = −p, leaving u_s†(p)v_r(−p) = 0. The second formula works the same way with v_s†(p)u_r(−p) = 0.</w:t>
+        <w:t>To check the first, insert the expansion. The b term gives ∫d³x e</w:t>
+      </w:r>
+      <w:r>
+        <w:rPr>
+          <w:vertAlign w:val="superscript"/>
+        </w:rPr>
+        <w:t>−ip·x</w:t>
+      </w:r>
+      <w:r>
+        <w:t>u</w:t>
+      </w:r>
+      <w:r>
+        <w:rPr>
+          <w:vertAlign w:val="subscript"/>
+        </w:rPr>
+        <w:t>s†</w:t>
+      </w:r>
+      <w:r>
+        <w:t>(p)u</w:t>
+      </w:r>
+      <w:r>
+        <w:rPr>
+          <w:vertAlign w:val="subscript"/>
+        </w:rPr>
+        <w:t>r</w:t>
+      </w:r>
+      <w:r>
+        <w:t>(k)e</w:t>
+      </w:r>
+      <w:r>
+        <w:rPr>
+          <w:vertAlign w:val="superscript"/>
+        </w:rPr>
+        <w:t>ik·x</w:t>
+      </w:r>
+      <w:r>
+        <w:t xml:space="preserve"> → (2π)³δ³(p − k)2E</w:t>
+      </w:r>
+      <w:r>
+        <w:rPr>
+          <w:vertAlign w:val="subscript"/>
+        </w:rPr>
+        <w:t>p</w:t>
+      </w:r>
+      <w:r>
+        <w:t>δ</w:t>
+      </w:r>
+      <w:r>
+        <w:rPr>
+          <w:vertAlign w:val="subscript"/>
+        </w:rPr>
+        <w:t>s</w:t>
+      </w:r>
+      <w:r>
+        <w:t>r, which yields b</w:t>
+      </w:r>
+      <w:r>
+        <w:rPr>
+          <w:vertAlign w:val="subscript"/>
+        </w:rPr>
+        <w:t>p,s</w:t>
+      </w:r>
+      <w:r>
+        <w:t xml:space="preserve"> after the factors (2E)</w:t>
+      </w:r>
+      <w:r>
+        <w:rPr>
+          <w:vertAlign w:val="superscript"/>
+        </w:rPr>
+        <w:t>−1/2</w:t>
+      </w:r>
+      <w:r>
+        <w:t xml:space="preserve"> are combined. The d† term contains d†</w:t>
+      </w:r>
+      <w:r>
+        <w:rPr>
+          <w:vertAlign w:val="subscript"/>
+        </w:rPr>
+        <w:t>k,r</w:t>
+      </w:r>
+      <w:r>
+        <w:t xml:space="preserve"> v</w:t>
+      </w:r>
+      <w:r>
+        <w:rPr>
+          <w:vertAlign w:val="subscript"/>
+        </w:rPr>
+        <w:t>r</w:t>
+      </w:r>
+      <w:r>
+        <w:t>(k)e</w:t>
+      </w:r>
+      <w:r>
+        <w:rPr>
+          <w:vertAlign w:val="superscript"/>
+        </w:rPr>
+        <w:t>−ik·x</w:t>
+      </w:r>
+      <w:r>
+        <w:t xml:space="preserve"> at t = 0, and the integral forces k = −p, leaving u</w:t>
+      </w:r>
+      <w:r>
+        <w:rPr>
+          <w:vertAlign w:val="subscript"/>
+        </w:rPr>
+        <w:t>s†</w:t>
+      </w:r>
+      <w:r>
+        <w:t>(p)v</w:t>
+      </w:r>
+      <w:r>
+        <w:rPr>
+          <w:vertAlign w:val="subscript"/>
+        </w:rPr>
+        <w:t>r</w:t>
+      </w:r>
+      <w:r>
+        <w:t>(−p) = 0. The second formula works the same way with v</w:t>
+      </w:r>
+      <w:r>
+        <w:rPr>
+          <w:vertAlign w:val="subscript"/>
+        </w:rPr>
+        <w:t>s†</w:t>
+      </w:r>
+      <w:r>
+        <w:t>(p)u</w:t>
+      </w:r>
+      <w:r>
+        <w:rPr>
+          <w:vertAlign w:val="subscript"/>
+        </w:rPr>
+        <w:t>r</w:t>
+      </w:r>
+      <w:r>
+        <w:t>(−p) = 0.</w:t>
       </w:r>
     </w:p>
     <w:p>
@@ -3668,7 +4386,61 @@
     </w:p>
     <w:p>
       <w:r>
-        <w:t>The other anticommutators are {b, b} = {b†, b†} = {d, d} = {d†, d†} = 0 and every anticommutator between a b-type and a d-type operator. The last group vanishes because it involves either {ψ, ψ} = 0 or the projection u_s†(p)v_r(−p) = 0 (Exercise 7). These are the relations of the single fermionic mode of Section 2, with the delta function of Lesson 34 in place of the Kronecker symbol. The four kinds of quanta at each momentum, b_1, b_2, d_1, d_2, are four independent fermionic modes.</w:t>
+        <w:t>The other anticommutators are {b, b} = {b†, b†} = {d, d} = {d†, d†} = 0 and every anticommutator between a b-type and a d-type operator. The last group vanishes because it involves either {ψ, ψ} = 0 or the projection u</w:t>
+      </w:r>
+      <w:r>
+        <w:rPr>
+          <w:vertAlign w:val="subscript"/>
+        </w:rPr>
+        <w:t>s†</w:t>
+      </w:r>
+      <w:r>
+        <w:t>(p)v</w:t>
+      </w:r>
+      <w:r>
+        <w:rPr>
+          <w:vertAlign w:val="subscript"/>
+        </w:rPr>
+        <w:t>r</w:t>
+      </w:r>
+      <w:r>
+        <w:t>(−p) = 0 (Exercise 7). These are the relations of the single fermionic mode of Section 2, with the delta function of Lesson 34 in place of the Kronecker symbol. The four kinds of quanta at each momentum, b</w:t>
+      </w:r>
+      <w:r>
+        <w:rPr>
+          <w:vertAlign w:val="subscript"/>
+        </w:rPr>
+        <w:t>1</w:t>
+      </w:r>
+      <w:r>
+        <w:t>, b</w:t>
+      </w:r>
+      <w:r>
+        <w:rPr>
+          <w:vertAlign w:val="subscript"/>
+        </w:rPr>
+        <w:t>2</w:t>
+      </w:r>
+      <w:r>
+        <w:t>, d</w:t>
+      </w:r>
+      <w:r>
+        <w:rPr>
+          <w:vertAlign w:val="subscript"/>
+        </w:rPr>
+        <w:t>1</w:t>
+      </w:r>
+      <w:r>
+        <w:t>, d</w:t>
+      </w:r>
+      <w:r>
+        <w:rPr>
+          <w:vertAlign w:val="subscript"/>
+        </w:rPr>
+        <w:t>2</w:t>
+      </w:r>
+      <w:r>
+        <w:t>, are four independent fermionic modes.</w:t>
       </w:r>
     </w:p>
     <w:p>
@@ -3681,7 +4453,25 @@
     </w:p>
     <w:p>
       <w:r>
-        <w:t>The mode expansion should reproduce the field anticommutator. Insert the expansion into {ψ_a(x), ψ_b†(y)} at equal times, use the anticommutators of Section 4.1, and change p → −p in the d term.</w:t>
+        <w:t>The mode expansion should reproduce the field anticommutator. Insert the expansion into {ψ</w:t>
+      </w:r>
+      <w:r>
+        <w:rPr>
+          <w:vertAlign w:val="subscript"/>
+        </w:rPr>
+        <w:t>a</w:t>
+      </w:r>
+      <w:r>
+        <w:t>(x), ψ</w:t>
+      </w:r>
+      <w:r>
+        <w:rPr>
+          <w:vertAlign w:val="subscript"/>
+        </w:rPr>
+        <w:t>b†</w:t>
+      </w:r>
+      <w:r>
+        <w:t>(y)} at equal times, use the anticommutators of Section 4.1, and change p → −p in the d term.</w:t>
       </w:r>
     </w:p>
     <w:p>
@@ -4040,7 +4830,79 @@
     </w:p>
     <w:p>
       <w:r>
-        <w:t>Insert the expansion into H = ∫d³x ψ†hψ. Acting with h on e^(−ip·x) or e^(+ip·x) replaces the derivative by the momentum, and u_s(p) and v_s(−p) are eigenvectors of h(p) with eigenvalues +E_p and −E_p. The cross terms between b† and d† contain u_s†(p)v_r(−p) = 0 and vanish, and the surviving terms are</w:t>
+        <w:t>Insert the expansion into H = ∫d³x ψ†hψ. Acting with h on e</w:t>
+      </w:r>
+      <w:r>
+        <w:rPr>
+          <w:vertAlign w:val="superscript"/>
+        </w:rPr>
+        <w:t>−ip·x</w:t>
+      </w:r>
+      <w:r>
+        <w:t xml:space="preserve"> or e</w:t>
+      </w:r>
+      <w:r>
+        <w:rPr>
+          <w:vertAlign w:val="superscript"/>
+        </w:rPr>
+        <w:t>+ip·x</w:t>
+      </w:r>
+      <w:r>
+        <w:t xml:space="preserve"> replaces the derivative by the momentum, and u</w:t>
+      </w:r>
+      <w:r>
+        <w:rPr>
+          <w:vertAlign w:val="subscript"/>
+        </w:rPr>
+        <w:t>s</w:t>
+      </w:r>
+      <w:r>
+        <w:t>(p) and v</w:t>
+      </w:r>
+      <w:r>
+        <w:rPr>
+          <w:vertAlign w:val="subscript"/>
+        </w:rPr>
+        <w:t>s</w:t>
+      </w:r>
+      <w:r>
+        <w:t>(−p) are eigenvectors of h(p) with eigenvalues +E</w:t>
+      </w:r>
+      <w:r>
+        <w:rPr>
+          <w:vertAlign w:val="subscript"/>
+        </w:rPr>
+        <w:t>p</w:t>
+      </w:r>
+      <w:r>
+        <w:t xml:space="preserve"> and −E</w:t>
+      </w:r>
+      <w:r>
+        <w:rPr>
+          <w:vertAlign w:val="subscript"/>
+        </w:rPr>
+        <w:t>p</w:t>
+      </w:r>
+      <w:r>
+        <w:t>. The cross terms between b† and d† contain u</w:t>
+      </w:r>
+      <w:r>
+        <w:rPr>
+          <w:vertAlign w:val="subscript"/>
+        </w:rPr>
+        <w:t>s†</w:t>
+      </w:r>
+      <w:r>
+        <w:t>(p)v</w:t>
+      </w:r>
+      <w:r>
+        <w:rPr>
+          <w:vertAlign w:val="subscript"/>
+        </w:rPr>
+        <w:t>r</w:t>
+      </w:r>
+      <w:r>
+        <w:t>(−p) = 0 and vanish, and the surviving terms are</w:t>
       </w:r>
     </w:p>
     <w:p>
@@ -4512,7 +5374,16 @@
     </w:p>
     <w:p>
       <w:r>
-        <w:t>The constant −2∫d³pE_pδ³(0) is the vacuum energy, and, as for the scalar field, it is discarded by defining the Hamiltonian as normal ordered. For fermions the normal-ordered product is defined with a minus sign for each interchange of two operators, so that :d d†: = −d†d. Then</w:t>
+        <w:t>The constant −2∫d³pE</w:t>
+      </w:r>
+      <w:r>
+        <w:rPr>
+          <w:vertAlign w:val="subscript"/>
+        </w:rPr>
+        <w:t>p</w:t>
+      </w:r>
+      <w:r>
+        <w:t>δ³(0) is the vacuum energy, and, as for the scalar field, it is discarded by defining the Hamiltonian as normal ordered. For fermions the normal-ordered product is defined with a minus sign for each interchange of two operators, so that :d d†: = −d†d. Then</w:t>
       </w:r>
     </w:p>
     <w:p>
@@ -4700,7 +5571,25 @@
     </w:p>
     <w:p>
       <w:r>
-        <w:t>The discarded constant is negative, in contrast with the +(1/2)ΣE_p of the scalar field, since each of the four fermionic modes at each p contributes −E_p/2, as in Worked example 1. In Dirac's language, the constant is the energy of the filled sea of Lesson 23, and the normal-ordered vacuum is the sea with the infinite background removed. The field-theoretic version needs no filled sea, no infinite charge, and no special rule for holes.</w:t>
+        <w:t>The discarded constant is negative, in contrast with the +(1/2)ΣE</w:t>
+      </w:r>
+      <w:r>
+        <w:rPr>
+          <w:vertAlign w:val="subscript"/>
+        </w:rPr>
+        <w:t>p</w:t>
+      </w:r>
+      <w:r>
+        <w:t xml:space="preserve"> of the scalar field, since each of the four fermionic modes at each p contributes −E</w:t>
+      </w:r>
+      <w:r>
+        <w:rPr>
+          <w:vertAlign w:val="subscript"/>
+        </w:rPr>
+        <w:t>p</w:t>
+      </w:r>
+      <w:r>
+        <w:t>/2, as in Worked example 1. In Dirac's language, the constant is the energy of the filled sea of Lesson 23, and the normal-ordered vacuum is the sea with the infinite background removed. The field-theoretic version needs no filled sea, no infinite charge, and no special rule for holes.</w:t>
       </w:r>
     </w:p>
     <w:p>
@@ -5267,7 +6156,25 @@
     </w:p>
     <w:p>
       <w:r>
-        <w:t>Electrons, the b quanta, carry charge −e, and positrons, the d quanta, carry charge +e. The charge is conserved because both N_b and N_d are, and the state b†d†|0⟩ with one particle and one antiparticle has zero charge. This is the promise made in Lessons 30 and 31: the integral of the positive-definite density ψ†ψ becomes a difference of numbers, which can take either sign.</w:t>
+        <w:t>Electrons, the b quanta, carry charge −e, and positrons, the d quanta, carry charge +e. The charge is conserved because both N</w:t>
+      </w:r>
+      <w:r>
+        <w:rPr>
+          <w:vertAlign w:val="subscript"/>
+        </w:rPr>
+        <w:t>b</w:t>
+      </w:r>
+      <w:r>
+        <w:t xml:space="preserve"> and N</w:t>
+      </w:r>
+      <w:r>
+        <w:rPr>
+          <w:vertAlign w:val="subscript"/>
+        </w:rPr>
+        <w:t>d</w:t>
+      </w:r>
+      <w:r>
+        <w:t xml:space="preserve"> are, and the state b†d†|0⟩ with one particle and one antiparticle has zero charge. This is the promise made in Lessons 30 and 31: the integral of the positive-definite density ψ†ψ becomes a difference of numbers, which can take either sign.</w:t>
       </w:r>
     </w:p>
     <w:p>
@@ -5294,22 +6201,274 @@
     </w:p>
     <w:p>
       <w:r>
-        <w:t>Derive the equation of motion of ψ from H = ∫d³y ψ†hψ. The Heisenberg equation is iψ̇_a(x) = [ψ_a(x), H]. With [A, BC] = {A, B}C − B{A, C},</w:t>
+        <w:t>Derive the equation of motion of ψ from H = ∫d³y ψ†hψ. The Heisenberg equation is iψ̇</w:t>
+      </w:r>
+      <w:r>
+        <w:rPr>
+          <w:vertAlign w:val="subscript"/>
+        </w:rPr>
+        <w:t>a</w:t>
+      </w:r>
+      <w:r>
+        <w:t>(x) = [ψ</w:t>
+      </w:r>
+      <w:r>
+        <w:rPr>
+          <w:vertAlign w:val="subscript"/>
+        </w:rPr>
+        <w:t>a</w:t>
+      </w:r>
+      <w:r>
+        <w:t>(x), H]. With [A, BC] = {A, B}C − B{A, C},</w:t>
       </w:r>
     </w:p>
     <w:p>
       <w:r>
-        <w:t>[ψ_a(x), ψ_b†(y)h_bcψ_c(y)] = {ψ_a(x), ψ_b†(y)}h_bcψ_c(y) − ψ_b†(y)h_bc{ψ_a(x), ψ_c(y)}.</w:t>
+        <w:t>[ψ</w:t>
+      </w:r>
+      <w:r>
+        <w:rPr>
+          <w:vertAlign w:val="subscript"/>
+        </w:rPr>
+        <w:t>a</w:t>
+      </w:r>
+      <w:r>
+        <w:t>(x), ψ</w:t>
+      </w:r>
+      <w:r>
+        <w:rPr>
+          <w:vertAlign w:val="subscript"/>
+        </w:rPr>
+        <w:t>b†</w:t>
+      </w:r>
+      <w:r>
+        <w:t>(y)h</w:t>
+      </w:r>
+      <w:r>
+        <w:rPr>
+          <w:vertAlign w:val="subscript"/>
+        </w:rPr>
+        <w:t>b</w:t>
+      </w:r>
+      <w:r>
+        <w:t>cψ</w:t>
+      </w:r>
+      <w:r>
+        <w:rPr>
+          <w:vertAlign w:val="subscript"/>
+        </w:rPr>
+        <w:t>c</w:t>
+      </w:r>
+      <w:r>
+        <w:t>(y)] = {ψ</w:t>
+      </w:r>
+      <w:r>
+        <w:rPr>
+          <w:vertAlign w:val="subscript"/>
+        </w:rPr>
+        <w:t>a</w:t>
+      </w:r>
+      <w:r>
+        <w:t>(x), ψ</w:t>
+      </w:r>
+      <w:r>
+        <w:rPr>
+          <w:vertAlign w:val="subscript"/>
+        </w:rPr>
+        <w:t>b†</w:t>
+      </w:r>
+      <w:r>
+        <w:t>(y)}h</w:t>
+      </w:r>
+      <w:r>
+        <w:rPr>
+          <w:vertAlign w:val="subscript"/>
+        </w:rPr>
+        <w:t>b</w:t>
+      </w:r>
+      <w:r>
+        <w:t>cψ</w:t>
+      </w:r>
+      <w:r>
+        <w:rPr>
+          <w:vertAlign w:val="subscript"/>
+        </w:rPr>
+        <w:t>c</w:t>
+      </w:r>
+      <w:r>
+        <w:t>(y) − ψ</w:t>
+      </w:r>
+      <w:r>
+        <w:rPr>
+          <w:vertAlign w:val="subscript"/>
+        </w:rPr>
+        <w:t>b†</w:t>
+      </w:r>
+      <w:r>
+        <w:t>(y)h</w:t>
+      </w:r>
+      <w:r>
+        <w:rPr>
+          <w:vertAlign w:val="subscript"/>
+        </w:rPr>
+        <w:t>b</w:t>
+      </w:r>
+      <w:r>
+        <w:t>c{ψ</w:t>
+      </w:r>
+      <w:r>
+        <w:rPr>
+          <w:vertAlign w:val="subscript"/>
+        </w:rPr>
+        <w:t>a</w:t>
+      </w:r>
+      <w:r>
+        <w:t>(x), ψ</w:t>
+      </w:r>
+      <w:r>
+        <w:rPr>
+          <w:vertAlign w:val="subscript"/>
+        </w:rPr>
+        <w:t>c</w:t>
+      </w:r>
+      <w:r>
+        <w:t>(y)}.</w:t>
       </w:r>
     </w:p>
     <w:p>
       <w:r>
-        <w:t>The second anticommutator is zero and the first is δ_abδ³(x − y). Integrating over y gives (hψ)_a(x), so iψ̇ = hψ, the Dirac equation. The dynamics of the quantized field is the classical Dirac equation, now an equation for operators. Note that the derivation works with the anticommutator, and it is the sign structure of the identity [A, BC] = {A, B}C − B{A, C} that produces the correct sign in front of hψ.</w:t>
+        <w:t>The second anticommutator is zero and the first is δ</w:t>
+      </w:r>
+      <w:r>
+        <w:rPr>
+          <w:vertAlign w:val="subscript"/>
+        </w:rPr>
+        <w:t>a</w:t>
+      </w:r>
+      <w:r>
+        <w:t>bδ³(x − y). Integrating over y gives (hψ)</w:t>
+      </w:r>
+      <w:r>
+        <w:rPr>
+          <w:vertAlign w:val="subscript"/>
+        </w:rPr>
+        <w:t>a</w:t>
+      </w:r>
+      <w:r>
+        <w:t>(x), so iψ̇ = hψ, the Dirac equation. The dynamics of the quantized field is the classical Dirac equation, now an equation for operators. Note that the derivation works with the anticommutator, and it is the sign structure of the identity [A, BC] = {A, B}C − B{A, C} that produces the correct sign in front of hψ.</w:t>
       </w:r>
     </w:p>
     <w:p>
       <w:r>
-        <w:t>The time dependence of the ladder operators follows from H. From [b†b, b†] = b†{b, b†} − {b†, b†}b = b† and the analogous relation for d†, [H, b_p†] = E_pb_p† and [H, d_p†] = E_pd_p†. Hence b_p†|0⟩ and d_p†|0⟩ have energy E_p and momentum p, and in the Heisenberg picture b(t) = b e^(−iE_pt) and d(t) = d e^(−iE_pt), so that d†(t) = d† e^(+iE_pt). These are exactly the time dependences written in the expansion of Section 3.3.</w:t>
+        <w:t>The time dependence of the ladder operators follows from H. From [b†b, b†] = b†{b, b†} − {b†, b†}b = b† and the analogous relation for d†, [H, b</w:t>
+      </w:r>
+      <w:r>
+        <w:rPr>
+          <w:vertAlign w:val="subscript"/>
+        </w:rPr>
+        <w:t>p†</w:t>
+      </w:r>
+      <w:r>
+        <w:t>] = E</w:t>
+      </w:r>
+      <w:r>
+        <w:rPr>
+          <w:vertAlign w:val="subscript"/>
+        </w:rPr>
+        <w:t>p</w:t>
+      </w:r>
+      <w:r>
+        <w:t>b</w:t>
+      </w:r>
+      <w:r>
+        <w:rPr>
+          <w:vertAlign w:val="subscript"/>
+        </w:rPr>
+        <w:t>p†</w:t>
+      </w:r>
+      <w:r>
+        <w:t xml:space="preserve"> and [H, d</w:t>
+      </w:r>
+      <w:r>
+        <w:rPr>
+          <w:vertAlign w:val="subscript"/>
+        </w:rPr>
+        <w:t>p†</w:t>
+      </w:r>
+      <w:r>
+        <w:t>] = E</w:t>
+      </w:r>
+      <w:r>
+        <w:rPr>
+          <w:vertAlign w:val="subscript"/>
+        </w:rPr>
+        <w:t>p</w:t>
+      </w:r>
+      <w:r>
+        <w:t>d</w:t>
+      </w:r>
+      <w:r>
+        <w:rPr>
+          <w:vertAlign w:val="subscript"/>
+        </w:rPr>
+        <w:t>p†</w:t>
+      </w:r>
+      <w:r>
+        <w:t>. Hence b</w:t>
+      </w:r>
+      <w:r>
+        <w:rPr>
+          <w:vertAlign w:val="subscript"/>
+        </w:rPr>
+        <w:t>p†</w:t>
+      </w:r>
+      <w:r>
+        <w:t>|0⟩ and d</w:t>
+      </w:r>
+      <w:r>
+        <w:rPr>
+          <w:vertAlign w:val="subscript"/>
+        </w:rPr>
+        <w:t>p†</w:t>
+      </w:r>
+      <w:r>
+        <w:t>|0⟩ have energy E</w:t>
+      </w:r>
+      <w:r>
+        <w:rPr>
+          <w:vertAlign w:val="subscript"/>
+        </w:rPr>
+        <w:t>p</w:t>
+      </w:r>
+      <w:r>
+        <w:t xml:space="preserve"> and momentum p, and in the Heisenberg picture b(t) = b e</w:t>
+      </w:r>
+      <w:r>
+        <w:rPr>
+          <w:vertAlign w:val="superscript"/>
+        </w:rPr>
+        <w:t>−iEₚt</w:t>
+      </w:r>
+      <w:r>
+        <w:t xml:space="preserve"> and d(t) = d e</w:t>
+      </w:r>
+      <w:r>
+        <w:rPr>
+          <w:vertAlign w:val="superscript"/>
+        </w:rPr>
+        <w:t>−iEₚt</w:t>
+      </w:r>
+      <w:r>
+        <w:t>, so that d†(t) = d† e</w:t>
+      </w:r>
+      <w:r>
+        <w:rPr>
+          <w:vertAlign w:val="superscript"/>
+        </w:rPr>
+        <w:t>+iEₚt</w:t>
+      </w:r>
+      <w:r>
+        <w:t>. These are exactly the time dependences written in the expansion of Section 3.3.</w:t>
       </w:r>
     </w:p>
     <w:p>
@@ -5330,7 +6489,25 @@
     </w:p>
     <w:p>
       <w:r>
-        <w:t>The vacuum |0⟩ is the state annihilated by all b_(p,s) and d_(p,s). One-particle states are</w:t>
+        <w:t>The vacuum |0⟩ is the state annihilated by all b</w:t>
+      </w:r>
+      <w:r>
+        <w:rPr>
+          <w:vertAlign w:val="subscript"/>
+        </w:rPr>
+        <w:t>p,s</w:t>
+      </w:r>
+      <w:r>
+        <w:t xml:space="preserve"> and d</w:t>
+      </w:r>
+      <w:r>
+        <w:rPr>
+          <w:vertAlign w:val="subscript"/>
+        </w:rPr>
+        <w:t>p,s</w:t>
+      </w:r>
+      <w:r>
+        <w:t>. One-particle states are</w:t>
       </w:r>
     </w:p>
     <w:p>
@@ -5504,7 +6681,34 @@
     </w:p>
     <w:p>
       <w:r>
-        <w:t>with ⟨p′, s′|p, s⟩ = 2E_p(2π)³δ³(p − p′)δ_ss′, the relativistic normalization of Lesson 33. Each has energy E_p, momentum p, and charge −e or +e respectively. The operators of the field connect the vacuum and the one-particle states through the spinors.</w:t>
+        <w:t>with ⟨p′, s′|p, s⟩ = 2E</w:t>
+      </w:r>
+      <w:r>
+        <w:rPr>
+          <w:vertAlign w:val="subscript"/>
+        </w:rPr>
+        <w:t>p</w:t>
+      </w:r>
+      <w:r>
+        <w:t>(2π)³δ³(p − p′)δ</w:t>
+      </w:r>
+      <w:r>
+        <w:rPr>
+          <w:vertAlign w:val="subscript"/>
+        </w:rPr>
+        <w:t>s</w:t>
+      </w:r>
+      <w:r>
+        <w:t>s′, the relativistic normalization of Lesson 33. Each has energy E</w:t>
+      </w:r>
+      <w:r>
+        <w:rPr>
+          <w:vertAlign w:val="subscript"/>
+        </w:rPr>
+        <w:t>p</w:t>
+      </w:r>
+      <w:r>
+        <w:t>, momentum p, and charge −e or +e respectively. The operators of the field connect the vacuum and the one-particle states through the spinors.</w:t>
       </w:r>
     </w:p>
     <w:p>
@@ -5674,7 +6878,52 @@
     </w:p>
     <w:p>
       <w:r>
-        <w:t>The first follows from ⟨0|b_(k,r)b_(p,s)†|0⟩ = (2π)³δ³(k − p)δ_rs, and the second in the same way. The amplitude for finding an electron of momentum p and spin s at the point x is exactly the Dirac plane wave of Lesson 20. The Dirac wave function u_s(p)e^(−ip·x) is not the field itself but a matrix element of the field between the vacuum and a one-particle state, and this is the correct meaning of the wave function of a relativistic particle. The four field operators act as follows, and the last column is used in Lesson 52 to write the external lines of a Feynman diagram.</w:t>
+        <w:t>The first follows from ⟨0|b</w:t>
+      </w:r>
+      <w:r>
+        <w:rPr>
+          <w:vertAlign w:val="subscript"/>
+        </w:rPr>
+        <w:t>k,r</w:t>
+      </w:r>
+      <w:r>
+        <w:t>b</w:t>
+      </w:r>
+      <w:r>
+        <w:rPr>
+          <w:vertAlign w:val="subscript"/>
+        </w:rPr>
+        <w:t>p,s</w:t>
+      </w:r>
+      <w:r>
+        <w:t>†|0⟩ = (2π)³δ³(k − p)δ</w:t>
+      </w:r>
+      <w:r>
+        <w:rPr>
+          <w:vertAlign w:val="subscript"/>
+        </w:rPr>
+        <w:t>r</w:t>
+      </w:r>
+      <w:r>
+        <w:t>s, and the second in the same way. The amplitude for finding an electron of momentum p and spin s at the point x is exactly the Dirac plane wave of Lesson 20. The Dirac wave function u</w:t>
+      </w:r>
+      <w:r>
+        <w:rPr>
+          <w:vertAlign w:val="subscript"/>
+        </w:rPr>
+        <w:t>s</w:t>
+      </w:r>
+      <w:r>
+        <w:t>(p)e</w:t>
+      </w:r>
+      <w:r>
+        <w:rPr>
+          <w:vertAlign w:val="superscript"/>
+        </w:rPr>
+        <w:t>−ip·x</w:t>
+      </w:r>
+      <w:r>
+        <w:t xml:space="preserve"> is not the field itself but a matrix element of the field between the vacuum and a one-particle state, and this is the correct meaning of the wave function of a relativistic particle. The four field operators act as follows, and the last column is used in Lesson 52 to write the external lines of a Feynman diagram.</w:t>
       </w:r>
     </w:p>
     <w:tbl>
@@ -5773,7 +7022,13 @@
           </w:tcPr>
           <w:p>
             <w:r>
-              <w:t>ψ contains b u e^(−ip·x)</w:t>
+              <w:t>ψ contains b u e</w:t>
+            </w:r>
+            <w:r>
+              <w:rPr>
+                <w:vertAlign w:val="superscript"/>
+              </w:rPr>
+              <w:t>−ip·x</w:t>
             </w:r>
           </w:p>
         </w:tc>
@@ -5807,7 +7062,16 @@
           </w:tcPr>
           <w:p>
             <w:r>
-              <w:t>u_s(p) for an incoming electron</w:t>
+              <w:t>u</w:t>
+            </w:r>
+            <w:r>
+              <w:rPr>
+                <w:vertAlign w:val="subscript"/>
+              </w:rPr>
+              <w:t>s</w:t>
+            </w:r>
+            <w:r>
+              <w:t>(p) for an incoming electron</w:t>
             </w:r>
           </w:p>
         </w:tc>
@@ -5827,7 +7091,13 @@
           </w:tcPr>
           <w:p>
             <w:r>
-              <w:t>ψ contains d† v e^(+ip·x)</w:t>
+              <w:t>ψ contains d† v e</w:t>
+            </w:r>
+            <w:r>
+              <w:rPr>
+                <w:vertAlign w:val="superscript"/>
+              </w:rPr>
+              <w:t>+ip·x</w:t>
             </w:r>
           </w:p>
         </w:tc>
@@ -5863,7 +7133,16 @@
           </w:tcPr>
           <w:p>
             <w:r>
-              <w:t>v_s(p) for an outgoing positron</w:t>
+              <w:t>v</w:t>
+            </w:r>
+            <w:r>
+              <w:rPr>
+                <w:vertAlign w:val="subscript"/>
+              </w:rPr>
+              <w:t>s</w:t>
+            </w:r>
+            <w:r>
+              <w:t>(p) for an outgoing positron</w:t>
             </w:r>
           </w:p>
         </w:tc>
@@ -5882,7 +7161,13 @@
           </w:tcPr>
           <w:p>
             <w:r>
-              <w:t>ψ̄ contains b† ū e^(+ip·x)</w:t>
+              <w:t>ψ̄ contains b† ū e</w:t>
+            </w:r>
+            <w:r>
+              <w:rPr>
+                <w:vertAlign w:val="superscript"/>
+              </w:rPr>
+              <w:t>+ip·x</w:t>
             </w:r>
           </w:p>
         </w:tc>
@@ -5916,7 +7201,16 @@
           </w:tcPr>
           <w:p>
             <w:r>
-              <w:t>ū_s(p) for an outgoing electron</w:t>
+              <w:t>ū</w:t>
+            </w:r>
+            <w:r>
+              <w:rPr>
+                <w:vertAlign w:val="subscript"/>
+              </w:rPr>
+              <w:t>s</w:t>
+            </w:r>
+            <w:r>
+              <w:t>(p) for an outgoing electron</w:t>
             </w:r>
           </w:p>
         </w:tc>
@@ -5936,7 +7230,13 @@
           </w:tcPr>
           <w:p>
             <w:r>
-              <w:t>ψ̄ contains d v̄ e^(−ip·x)</w:t>
+              <w:t>ψ̄ contains d v̄ e</w:t>
+            </w:r>
+            <w:r>
+              <w:rPr>
+                <w:vertAlign w:val="superscript"/>
+              </w:rPr>
+              <w:t>−ip·x</w:t>
             </w:r>
           </w:p>
         </w:tc>
@@ -5972,7 +7272,16 @@
           </w:tcPr>
           <w:p>
             <w:r>
-              <w:t>v̄_s(p) for an incoming positron</w:t>
+              <w:t>v̄</w:t>
+            </w:r>
+            <w:r>
+              <w:rPr>
+                <w:vertAlign w:val="subscript"/>
+              </w:rPr>
+              <w:t>s</w:t>
+            </w:r>
+            <w:r>
+              <w:t>(p) for an incoming positron</w:t>
             </w:r>
           </w:p>
         </w:tc>
@@ -5989,17 +7298,287 @@
     </w:p>
     <w:p>
       <w:r>
-        <w:t>Find the spin of the electron and of the positron at rest. The spin operator is S = (1/2)∫d³x ψ†Σψ with Σ = diag(σ, σ) (Lesson 22, Section 3). Keep only the p = 0 terms of the mode expansion, where u_s(0) = √(2m)(χ_s, 0)ᵀ and v_s(0) = √(2m)(0, χ_s)ᵀ. Then</w:t>
+        <w:t>Find the spin of the electron and of the positron at rest. The spin operator is S = (1/2)∫d³x ψ†Σψ with Σ = diag(σ, σ) (Lesson 22, Section 3). Keep only the p = 0 terms of the mode expansion, where u</w:t>
+      </w:r>
+      <w:r>
+        <w:rPr>
+          <w:vertAlign w:val="subscript"/>
+        </w:rPr>
+        <w:t>s</w:t>
+      </w:r>
+      <w:r>
+        <w:t>(0) = √(2m)(χ</w:t>
+      </w:r>
+      <w:r>
+        <w:rPr>
+          <w:vertAlign w:val="subscript"/>
+        </w:rPr>
+        <w:t>s</w:t>
+      </w:r>
+      <w:r>
+        <w:t>, 0)ᵀ and v</w:t>
+      </w:r>
+      <w:r>
+        <w:rPr>
+          <w:vertAlign w:val="subscript"/>
+        </w:rPr>
+        <w:t>s</w:t>
+      </w:r>
+      <w:r>
+        <w:t>(0) = √(2m)(0, χ</w:t>
+      </w:r>
+      <w:r>
+        <w:rPr>
+          <w:vertAlign w:val="subscript"/>
+        </w:rPr>
+        <w:t>s</w:t>
+      </w:r>
+      <w:r>
+        <w:t>)ᵀ. Then</w:t>
       </w:r>
     </w:p>
     <w:p>
       <w:r>
-        <w:t>S_z = (1/2) Σ_(s,r) [ b_s†b_r + d_s d_r† ] χ_s†σ_zχ_r = (1/2)(N_(b1) − N_(b2)) − (1/2)(N_(d1) − N_(d2)) + const,</w:t>
+        <w:t>S</w:t>
+      </w:r>
+      <w:r>
+        <w:rPr>
+          <w:vertAlign w:val="subscript"/>
+        </w:rPr>
+        <w:t>z</w:t>
+      </w:r>
+      <w:r>
+        <w:t xml:space="preserve"> = (1/2) Σ</w:t>
+      </w:r>
+      <w:r>
+        <w:rPr>
+          <w:vertAlign w:val="subscript"/>
+        </w:rPr>
+        <w:t>s,r</w:t>
+      </w:r>
+      <w:r>
+        <w:t xml:space="preserve"> [ b</w:t>
+      </w:r>
+      <w:r>
+        <w:rPr>
+          <w:vertAlign w:val="subscript"/>
+        </w:rPr>
+        <w:t>s†</w:t>
+      </w:r>
+      <w:r>
+        <w:t>b</w:t>
+      </w:r>
+      <w:r>
+        <w:rPr>
+          <w:vertAlign w:val="subscript"/>
+        </w:rPr>
+        <w:t>r</w:t>
+      </w:r>
+      <w:r>
+        <w:t xml:space="preserve"> + d</w:t>
+      </w:r>
+      <w:r>
+        <w:rPr>
+          <w:vertAlign w:val="subscript"/>
+        </w:rPr>
+        <w:t>s</w:t>
+      </w:r>
+      <w:r>
+        <w:t xml:space="preserve"> d</w:t>
+      </w:r>
+      <w:r>
+        <w:rPr>
+          <w:vertAlign w:val="subscript"/>
+        </w:rPr>
+        <w:t>r†</w:t>
+      </w:r>
+      <w:r>
+        <w:t xml:space="preserve"> ] χ</w:t>
+      </w:r>
+      <w:r>
+        <w:rPr>
+          <w:vertAlign w:val="subscript"/>
+        </w:rPr>
+        <w:t>s†</w:t>
+      </w:r>
+      <w:r>
+        <w:t>σ</w:t>
+      </w:r>
+      <w:r>
+        <w:rPr>
+          <w:vertAlign w:val="subscript"/>
+        </w:rPr>
+        <w:t>z</w:t>
+      </w:r>
+      <w:r>
+        <w:t>χ</w:t>
+      </w:r>
+      <w:r>
+        <w:rPr>
+          <w:vertAlign w:val="subscript"/>
+        </w:rPr>
+        <w:t>r</w:t>
+      </w:r>
+      <w:r>
+        <w:t xml:space="preserve"> = (1/2)(N</w:t>
+      </w:r>
+      <w:r>
+        <w:rPr>
+          <w:vertAlign w:val="subscript"/>
+        </w:rPr>
+        <w:t>b1</w:t>
+      </w:r>
+      <w:r>
+        <w:t xml:space="preserve"> − N</w:t>
+      </w:r>
+      <w:r>
+        <w:rPr>
+          <w:vertAlign w:val="subscript"/>
+        </w:rPr>
+        <w:t>b2</w:t>
+      </w:r>
+      <w:r>
+        <w:t>) − (1/2)(N</w:t>
+      </w:r>
+      <w:r>
+        <w:rPr>
+          <w:vertAlign w:val="subscript"/>
+        </w:rPr>
+        <w:t>d1</w:t>
+      </w:r>
+      <w:r>
+        <w:t xml:space="preserve"> − N</w:t>
+      </w:r>
+      <w:r>
+        <w:rPr>
+          <w:vertAlign w:val="subscript"/>
+        </w:rPr>
+        <w:t>d2</w:t>
+      </w:r>
+      <w:r>
+        <w:t>) + const,</w:t>
       </w:r>
     </w:p>
     <w:p>
       <w:r>
-        <w:t>taking χ_1 = (1, 0)ᵀ and χ_2 = (0, 1)ᵀ, and using d_s d_s† = 1 − d_s†d_s with the constants cancelling. An electron created by b_1† has S_z = +1/2, and a positron created by d_1† has S_z = −1/2, since the same reordering that flips the sign of the charge flips the sign of the spin. The label s on d_(p,s) is the label χ_s of the spinor v_s, and the physical spin of the positron it creates is opposite. This explains the caution about the spin label of v in Lesson 23, Exercise 8. The spin of both particles is 1/2, in agreement with the discussion of Lesson 22.</w:t>
+        <w:t>taking χ</w:t>
+      </w:r>
+      <w:r>
+        <w:rPr>
+          <w:vertAlign w:val="subscript"/>
+        </w:rPr>
+        <w:t>1</w:t>
+      </w:r>
+      <w:r>
+        <w:t xml:space="preserve"> = (1, 0)ᵀ and χ</w:t>
+      </w:r>
+      <w:r>
+        <w:rPr>
+          <w:vertAlign w:val="subscript"/>
+        </w:rPr>
+        <w:t>2</w:t>
+      </w:r>
+      <w:r>
+        <w:t xml:space="preserve"> = (0, 1)ᵀ, and using d</w:t>
+      </w:r>
+      <w:r>
+        <w:rPr>
+          <w:vertAlign w:val="subscript"/>
+        </w:rPr>
+        <w:t>s</w:t>
+      </w:r>
+      <w:r>
+        <w:t xml:space="preserve"> d</w:t>
+      </w:r>
+      <w:r>
+        <w:rPr>
+          <w:vertAlign w:val="subscript"/>
+        </w:rPr>
+        <w:t>s†</w:t>
+      </w:r>
+      <w:r>
+        <w:t xml:space="preserve"> = 1 − d</w:t>
+      </w:r>
+      <w:r>
+        <w:rPr>
+          <w:vertAlign w:val="subscript"/>
+        </w:rPr>
+        <w:t>s†</w:t>
+      </w:r>
+      <w:r>
+        <w:t>d</w:t>
+      </w:r>
+      <w:r>
+        <w:rPr>
+          <w:vertAlign w:val="subscript"/>
+        </w:rPr>
+        <w:t>s</w:t>
+      </w:r>
+      <w:r>
+        <w:t xml:space="preserve"> with the constants cancelling. An electron created by b</w:t>
+      </w:r>
+      <w:r>
+        <w:rPr>
+          <w:vertAlign w:val="subscript"/>
+        </w:rPr>
+        <w:t>1†</w:t>
+      </w:r>
+      <w:r>
+        <w:t xml:space="preserve"> has S</w:t>
+      </w:r>
+      <w:r>
+        <w:rPr>
+          <w:vertAlign w:val="subscript"/>
+        </w:rPr>
+        <w:t>z</w:t>
+      </w:r>
+      <w:r>
+        <w:t xml:space="preserve"> = +1/2, and a positron created by d</w:t>
+      </w:r>
+      <w:r>
+        <w:rPr>
+          <w:vertAlign w:val="subscript"/>
+        </w:rPr>
+        <w:t>1†</w:t>
+      </w:r>
+      <w:r>
+        <w:t xml:space="preserve"> has S</w:t>
+      </w:r>
+      <w:r>
+        <w:rPr>
+          <w:vertAlign w:val="subscript"/>
+        </w:rPr>
+        <w:t>z</w:t>
+      </w:r>
+      <w:r>
+        <w:t xml:space="preserve"> = −1/2, since the same reordering that flips the sign of the charge flips the sign of the spin. The label s on d</w:t>
+      </w:r>
+      <w:r>
+        <w:rPr>
+          <w:vertAlign w:val="subscript"/>
+        </w:rPr>
+        <w:t>p,s</w:t>
+      </w:r>
+      <w:r>
+        <w:t xml:space="preserve"> is the label χ</w:t>
+      </w:r>
+      <w:r>
+        <w:rPr>
+          <w:vertAlign w:val="subscript"/>
+        </w:rPr>
+        <w:t>s</w:t>
+      </w:r>
+      <w:r>
+        <w:t xml:space="preserve"> of the spinor v</w:t>
+      </w:r>
+      <w:r>
+        <w:rPr>
+          <w:vertAlign w:val="subscript"/>
+        </w:rPr>
+        <w:t>s</w:t>
+      </w:r>
+      <w:r>
+        <w:t>, and the physical spin of the positron it creates is opposite. This explains the caution about the spin label of v in Lesson 23, Exercise 8. The spin of both particles is 1/2, in agreement with the discussion of Lesson 22.</w:t>
       </w:r>
     </w:p>
     <w:p>
@@ -6012,7 +7591,25 @@
     </w:p>
     <w:p>
       <w:r>
-        <w:t>States with several quanta are built by repeated action of the creation operators, for example b_(p₁,s₁)†b_(p₂,s₂)†|0⟩. Since the operators anticommute, the state is antisymmetric under the exchange of the two labels (p₁, s₁) and (p₂, s₂), and it vanishes if they are equal, as in Section 2.2. The identical-particle antisymmetry that Lesson 17 imposed by a postulate is thus a consequence of the anticommutation relations, and the Pauli principle holds for electrons and for positrons separately. The Fock space, its normalization, and Wick's theorem for fermions, with the signs that the anticommutators introduce, are developed in Lesson 37.</w:t>
+        <w:t>States with several quanta are built by repeated action of the creation operators, for example b</w:t>
+      </w:r>
+      <w:r>
+        <w:rPr>
+          <w:vertAlign w:val="subscript"/>
+        </w:rPr>
+        <w:t>p₁,s₁</w:t>
+      </w:r>
+      <w:r>
+        <w:t>†b</w:t>
+      </w:r>
+      <w:r>
+        <w:rPr>
+          <w:vertAlign w:val="subscript"/>
+        </w:rPr>
+        <w:t>p₂,s₂</w:t>
+      </w:r>
+      <w:r>
+        <w:t>†|0⟩. Since the operators anticommute, the state is antisymmetric under the exchange of the two labels (p₁, s₁) and (p₂, s₂), and it vanishes if they are equal, as in Section 2.2. The identical-particle antisymmetry that Lesson 17 imposed by a postulate is thus a consequence of the anticommutation relations, and the Pauli principle holds for electrons and for positrons separately. The Fock space, its normalization, and Wick's theorem for fermions, with the signs that the anticommutators introduce, are developed in Lesson 37.</w:t>
       </w:r>
     </w:p>
     <w:p>
@@ -6025,7 +7622,16 @@
     </w:p>
     <w:p>
       <w:r>
-        <w:t>Suppose that the field were quantized with commutators, [b, b†] = [d, d†] = (2π)³δ³ and all other commutators zero, with the same expansion. The Hamiltonian before reordering, Section 5.1, still holds, since it depends only on the expansion and the eigenvalues of h, and it is H = ∫E_p(b†b − d d†). With [d, d†] = 1 the reordering gives d d† = d†d + (2π)³δ³(0), so that</w:t>
+        <w:t>Suppose that the field were quantized with commutators, [b, b†] = [d, d†] = (2π)³δ³ and all other commutators zero, with the same expansion. The Hamiltonian before reordering, Section 5.1, still holds, since it depends only on the expansion and the eigenvalues of h, and it is H = ∫E</w:t>
+      </w:r>
+      <w:r>
+        <w:rPr>
+          <w:vertAlign w:val="subscript"/>
+        </w:rPr>
+        <w:t>p</w:t>
+      </w:r>
+      <w:r>
+        <w:t>(b†b − d d†). With [d, d†] = 1 the reordering gives d d† = d†d + (2π)³δ³(0), so that</w:t>
       </w:r>
     </w:p>
     <w:p>
@@ -6219,7 +7825,52 @@
     </w:p>
     <w:p>
       <w:r>
-        <w:t>Each d quantum now lowers the energy by E_p. The state (d_p†)ⁿ|0⟩, with n ≥ 1 quanta, has energy −nE_p below the vacuum, so that the energy is unbounded below, and there is no state of lowest energy. Any interaction that can transfer energy, such as coupling to the electromagnetic field, would allow the system to create more d quanta while radiating the energy away, without limit: the catastrophe already described for the negative-energy solutions in Lesson 18 and Lesson 23. The charge would be N_b + N_d + const, which fails to distinguish the two kinds of particle. The anticommutators avoid all of these problems at once: the sign of the d term is reversed by d d† = −d†d + const, the quanta have positive energy, and the state d†|0⟩ is an excitation above the vacuum, not below it. This is the first, and simplest, argument for anticommutation relations. It uses only the stability of the vacuum, and Lesson 37 shows that causality and the constrained structure of the Dirac Lagrangian lead independently to the same conclusion.</w:t>
+        <w:t>Each d quantum now lowers the energy by E</w:t>
+      </w:r>
+      <w:r>
+        <w:rPr>
+          <w:vertAlign w:val="subscript"/>
+        </w:rPr>
+        <w:t>p</w:t>
+      </w:r>
+      <w:r>
+        <w:t>. The state (d</w:t>
+      </w:r>
+      <w:r>
+        <w:rPr>
+          <w:vertAlign w:val="subscript"/>
+        </w:rPr>
+        <w:t>p†</w:t>
+      </w:r>
+      <w:r>
+        <w:t>)ⁿ|0⟩, with n ≥ 1 quanta, has energy −nE</w:t>
+      </w:r>
+      <w:r>
+        <w:rPr>
+          <w:vertAlign w:val="subscript"/>
+        </w:rPr>
+        <w:t>p</w:t>
+      </w:r>
+      <w:r>
+        <w:t xml:space="preserve"> below the vacuum, so that the energy is unbounded below, and there is no state of lowest energy. Any interaction that can transfer energy, such as coupling to the electromagnetic field, would allow the system to create more d quanta while radiating the energy away, without limit: the catastrophe already described for the negative-energy solutions in Lesson 18 and Lesson 23. The charge would be N</w:t>
+      </w:r>
+      <w:r>
+        <w:rPr>
+          <w:vertAlign w:val="subscript"/>
+        </w:rPr>
+        <w:t>b</w:t>
+      </w:r>
+      <w:r>
+        <w:t xml:space="preserve"> + N</w:t>
+      </w:r>
+      <w:r>
+        <w:rPr>
+          <w:vertAlign w:val="subscript"/>
+        </w:rPr>
+        <w:t>d</w:t>
+      </w:r>
+      <w:r>
+        <w:t xml:space="preserve"> + const, which fails to distinguish the two kinds of particle. The anticommutators avoid all of these problems at once: the sign of the d term is reversed by d d† = −d†d + const, the quanta have positive energy, and the state d†|0⟩ is an excitation above the vacuum, not below it. This is the first, and simplest, argument for anticommutation relations. It uses only the stability of the vacuum, and Lesson 37 shows that causality and the constrained structure of the Dirac Lagrangian lead independently to the same conclusion.</w:t>
       </w:r>
     </w:p>
     <w:p>
@@ -6303,7 +7954,25 @@
           </w:tcPr>
           <w:p>
             <w:r>
-              <w:t>ψ = ∫(b u e^(−ipx) + d† v e^(ipx))</w:t>
+              <w:t>ψ = ∫(b u e</w:t>
+            </w:r>
+            <w:r>
+              <w:rPr>
+                <w:vertAlign w:val="superscript"/>
+              </w:rPr>
+              <w:t>−ipx</w:t>
+            </w:r>
+            <w:r>
+              <w:t xml:space="preserve"> + d† v e</w:t>
+            </w:r>
+            <w:r>
+              <w:rPr>
+                <w:vertAlign w:val="superscript"/>
+              </w:rPr>
+              <w:t>ipx</w:t>
+            </w:r>
+            <w:r>
+              <w:t>)</w:t>
             </w:r>
           </w:p>
         </w:tc>
@@ -6377,7 +8046,16 @@
           </w:tcPr>
           <w:p>
             <w:r>
-              <w:t>H = ∫E_p(b†b + d†d) bounded below</w:t>
+              <w:t>H = ∫E</w:t>
+            </w:r>
+            <w:r>
+              <w:rPr>
+                <w:vertAlign w:val="subscript"/>
+              </w:rPr>
+              <w:t>p</w:t>
+            </w:r>
+            <w:r>
+              <w:t>(b†b + d†d) bounded below</w:t>
             </w:r>
           </w:p>
         </w:tc>
@@ -6414,7 +8092,25 @@
           </w:tcPr>
           <w:p>
             <w:r>
-              <w:t>Q = q(N_b − N_d), q = −e</w:t>
+              <w:t>Q = q(N</w:t>
+            </w:r>
+            <w:r>
+              <w:rPr>
+                <w:vertAlign w:val="subscript"/>
+              </w:rPr>
+              <w:t>b</w:t>
+            </w:r>
+            <w:r>
+              <w:t xml:space="preserve"> − N</w:t>
+            </w:r>
+            <w:r>
+              <w:rPr>
+                <w:vertAlign w:val="subscript"/>
+              </w:rPr>
+              <w:t>d</w:t>
+            </w:r>
+            <w:r>
+              <w:t>), q = −e</w:t>
             </w:r>
           </w:p>
         </w:tc>
@@ -6451,7 +8147,22 @@
           </w:tcPr>
           <w:p>
             <w:r>
-              <w:t>⟨0|ψ|p, s⟩ = u_s(p)e^(−ipx)</w:t>
+              <w:t>⟨0|ψ|p, s⟩ = u</w:t>
+            </w:r>
+            <w:r>
+              <w:rPr>
+                <w:vertAlign w:val="subscript"/>
+              </w:rPr>
+              <w:t>s</w:t>
+            </w:r>
+            <w:r>
+              <w:t>(p)e</w:t>
+            </w:r>
+            <w:r>
+              <w:rPr>
+                <w:vertAlign w:val="superscript"/>
+              </w:rPr>
+              <w:t>−ipx</w:t>
             </w:r>
           </w:p>
         </w:tc>
@@ -6662,7 +8373,25 @@
     </w:tbl>
     <w:p>
       <w:r>
-        <w:t>The free electron field has now been constructed in full: its algebra, its Hamiltonian, and its states. Lesson 38 constructs the photon field in the same way, and Lesson 39 asks what happens when the phase of ψ is allowed to depend on position. The interaction that follows, −qψ̄γ^μψA_μ, is built from the operators of this lesson, and each of its terms creates or destroys the quanta in the table of Section 6.1.</w:t>
+        <w:t>The free electron field has now been constructed in full: its algebra, its Hamiltonian, and its states. Lesson 38 constructs the photon field in the same way, and Lesson 39 asks what happens when the phase of ψ is allowed to depend on position. The interaction that follows, −qψ̄γ</w:t>
+      </w:r>
+      <w:r>
+        <w:rPr>
+          <w:vertAlign w:val="superscript"/>
+        </w:rPr>
+        <w:t>μ</w:t>
+      </w:r>
+      <w:r>
+        <w:t>ψA</w:t>
+      </w:r>
+      <w:r>
+        <w:rPr>
+          <w:vertAlign w:val="subscript"/>
+        </w:rPr>
+        <w:t>μ</w:t>
+      </w:r>
+      <w:r>
+        <w:t>, is built from the operators of this lesson, and each of its terms creates or destroys the quanta in the table of Section 6.1.</w:t>
       </w:r>
     </w:p>
     <w:p>
@@ -6694,7 +8423,88 @@
         </w:numPr>
       </w:pPr>
       <w:r>
-        <w:t>The Dirac field is expanded as ψ = ∫(2E_p)^(−1/2)Σ_s(b_(p,s)u_s(p)e^(−ip·x) + d_(p,s)†v_s(p)e^(+ip·x)), with b annihilating an electron and d† creating a positron.</w:t>
+        <w:t>The Dirac field is expanded as ψ = ∫(2E</w:t>
+      </w:r>
+      <w:r>
+        <w:rPr>
+          <w:vertAlign w:val="subscript"/>
+        </w:rPr>
+        <w:t>p</w:t>
+      </w:r>
+      <w:r>
+        <w:t>)</w:t>
+      </w:r>
+      <w:r>
+        <w:rPr>
+          <w:vertAlign w:val="superscript"/>
+        </w:rPr>
+        <w:t>−1/2</w:t>
+      </w:r>
+      <w:r>
+        <w:t>Σ</w:t>
+      </w:r>
+      <w:r>
+        <w:rPr>
+          <w:vertAlign w:val="subscript"/>
+        </w:rPr>
+        <w:t>s</w:t>
+      </w:r>
+      <w:r>
+        <w:t>(b</w:t>
+      </w:r>
+      <w:r>
+        <w:rPr>
+          <w:vertAlign w:val="subscript"/>
+        </w:rPr>
+        <w:t>p,s</w:t>
+      </w:r>
+      <w:r>
+        <w:t>u</w:t>
+      </w:r>
+      <w:r>
+        <w:rPr>
+          <w:vertAlign w:val="subscript"/>
+        </w:rPr>
+        <w:t>s</w:t>
+      </w:r>
+      <w:r>
+        <w:t>(p)e</w:t>
+      </w:r>
+      <w:r>
+        <w:rPr>
+          <w:vertAlign w:val="superscript"/>
+        </w:rPr>
+        <w:t>−ip·x</w:t>
+      </w:r>
+      <w:r>
+        <w:t xml:space="preserve"> + d</w:t>
+      </w:r>
+      <w:r>
+        <w:rPr>
+          <w:vertAlign w:val="subscript"/>
+        </w:rPr>
+        <w:t>p,s</w:t>
+      </w:r>
+      <w:r>
+        <w:t>†v</w:t>
+      </w:r>
+      <w:r>
+        <w:rPr>
+          <w:vertAlign w:val="subscript"/>
+        </w:rPr>
+        <w:t>s</w:t>
+      </w:r>
+      <w:r>
+        <w:t>(p)e</w:t>
+      </w:r>
+      <w:r>
+        <w:rPr>
+          <w:vertAlign w:val="superscript"/>
+        </w:rPr>
+        <w:t>+ip·x</w:t>
+      </w:r>
+      <w:r>
+        <w:t>), with b annihilating an electron and d† creating a positron.</w:t>
       </w:r>
     </w:p>
     <w:p>
@@ -6718,7 +8528,43 @@
         </w:numPr>
       </w:pPr>
       <w:r>
-        <w:t>The equal-time relations {ψ_a, ψ_b†} = δ_abδ³ give {b, b†} = {d, d†} = (2π)³δ³δ_sr, with all other anticommutators zero, and conversely.</w:t>
+        <w:t>The equal-time relations {ψ</w:t>
+      </w:r>
+      <w:r>
+        <w:rPr>
+          <w:vertAlign w:val="subscript"/>
+        </w:rPr>
+        <w:t>a</w:t>
+      </w:r>
+      <w:r>
+        <w:t>, ψ</w:t>
+      </w:r>
+      <w:r>
+        <w:rPr>
+          <w:vertAlign w:val="subscript"/>
+        </w:rPr>
+        <w:t>b†</w:t>
+      </w:r>
+      <w:r>
+        <w:t>} = δ</w:t>
+      </w:r>
+      <w:r>
+        <w:rPr>
+          <w:vertAlign w:val="subscript"/>
+        </w:rPr>
+        <w:t>a</w:t>
+      </w:r>
+      <w:r>
+        <w:t>bδ³ give {b, b†} = {d, d†} = (2π)³δ³δ</w:t>
+      </w:r>
+      <w:r>
+        <w:rPr>
+          <w:vertAlign w:val="subscript"/>
+        </w:rPr>
+        <w:t>s</w:t>
+      </w:r>
+      <w:r>
+        <w:t>r, with all other anticommutators zero, and conversely.</w:t>
       </w:r>
     </w:p>
     <w:p>
@@ -6730,7 +8576,16 @@
         </w:numPr>
       </w:pPr>
       <w:r>
-        <w:t>H = ∫E_p(b†b + d†d) after normal ordering: the Hamiltonian is bounded below, and both electrons and positrons have positive energy.</w:t>
+        <w:t>H = ∫E</w:t>
+      </w:r>
+      <w:r>
+        <w:rPr>
+          <w:vertAlign w:val="subscript"/>
+        </w:rPr>
+        <w:t>p</w:t>
+      </w:r>
+      <w:r>
+        <w:t>(b†b + d†d) after normal ordering: the Hamiltonian is bounded below, and both electrons and positrons have positive energy.</w:t>
       </w:r>
     </w:p>
     <w:p>
@@ -6742,7 +8597,25 @@
         </w:numPr>
       </w:pPr>
       <w:r>
-        <w:t>P = ∫p(b†b + d†d) and the charge is Q = q(N_b − N_d), with q = −e: the electron carries charge −e and the positron +e.</w:t>
+        <w:t>P = ∫p(b†b + d†d) and the charge is Q = q(N</w:t>
+      </w:r>
+      <w:r>
+        <w:rPr>
+          <w:vertAlign w:val="subscript"/>
+        </w:rPr>
+        <w:t>b</w:t>
+      </w:r>
+      <w:r>
+        <w:t xml:space="preserve"> − N</w:t>
+      </w:r>
+      <w:r>
+        <w:rPr>
+          <w:vertAlign w:val="subscript"/>
+        </w:rPr>
+        <w:t>d</w:t>
+      </w:r>
+      <w:r>
+        <w:t>), with q = −e: the electron carries charge −e and the positron +e.</w:t>
       </w:r>
     </w:p>
     <w:p>
@@ -6754,7 +8627,25 @@
         </w:numPr>
       </w:pPr>
       <w:r>
-        <w:t>The Heisenberg equation iψ̇ = [ψ, H] is the Dirac equation, and ⟨0|ψ|p, s⟩ = u_s(p)e^(−ip·x): the Dirac wave function is a matrix element of the field.</w:t>
+        <w:t>The Heisenberg equation iψ̇ = [ψ, H] is the Dirac equation, and ⟨0|ψ|p, s⟩ = u</w:t>
+      </w:r>
+      <w:r>
+        <w:rPr>
+          <w:vertAlign w:val="subscript"/>
+        </w:rPr>
+        <w:t>s</w:t>
+      </w:r>
+      <w:r>
+        <w:t>(p)e</w:t>
+      </w:r>
+      <w:r>
+        <w:rPr>
+          <w:vertAlign w:val="superscript"/>
+        </w:rPr>
+        <w:t>−ip·x</w:t>
+      </w:r>
+      <w:r>
+        <w:t>: the Dirac wave function is a matrix element of the field.</w:t>
       </w:r>
     </w:p>
     <w:p>
@@ -6867,7 +8758,13 @@
           </w:tcPr>
           <w:p>
             <w:r>
-              <w:t>For a single fermionic mode with {c, c†} = 1, show that N = c†c satisfies N² = N, that c†|0⟩ has N = 1, and that c†c†|0⟩ = 0.</w:t>
+              <w:rPr>
+                <w:b/>
+              </w:rPr>
+              <w:t>Core.</w:t>
+            </w:r>
+            <w:r>
+              <w:t xml:space="preserve"> For a single fermionic mode with {c, c†} = 1, show that N = c†c satisfies N² = N, that c†|0⟩ has N = 1, and that c†c†|0⟩ = 0.</w:t>
             </w:r>
           </w:p>
         </w:tc>
@@ -6905,7 +8802,13 @@
           </w:tcPr>
           <w:p>
             <w:r>
-              <w:t>For two modes with H = ω₁c₁†c₁ + ω₂c₂†c₂, list the four states and energies, and verify that c₂†c₁†|0⟩ = −c₁†c₂†|0⟩.</w:t>
+              <w:rPr>
+                <w:b/>
+              </w:rPr>
+              <w:t>Core.</w:t>
+            </w:r>
+            <w:r>
+              <w:t xml:space="preserve"> For two modes with H = ω₁c₁†c₁ + ω₂c₂†c₂, list the four states and energies, and verify that c₂†c₁†|0⟩ = −c₁†c₂†|0⟩.</w:t>
             </w:r>
           </w:p>
         </w:tc>
@@ -6941,7 +8844,13 @@
           </w:tcPr>
           <w:p>
             <w:r>
-              <w:t>Show that H = (ω/2)(c†c − cc†) = ω(c†c − 1/2) for a fermionic mode, and find its eigenvalues.</w:t>
+              <w:rPr>
+                <w:b/>
+              </w:rPr>
+              <w:t>Core.</w:t>
+            </w:r>
+            <w:r>
+              <w:t xml:space="preserve"> Show that H = (ω/2)(c†c − cc†) = ω(c†c − 1/2) for a fermionic mode, and find its eigenvalues.</w:t>
             </w:r>
           </w:p>
         </w:tc>
@@ -6979,7 +8888,13 @@
           </w:tcPr>
           <w:p>
             <w:r>
-              <w:t>For p = (0, 0, p) and χ = (1, 0)ᵀ, write u(p) and v(−p) explicitly and verify u†(p)v(−p) = 0.</w:t>
+              <w:rPr>
+                <w:b/>
+              </w:rPr>
+              <w:t>Core.</w:t>
+            </w:r>
+            <w:r>
+              <w:t xml:space="preserve"> For p = (0, 0, p) and χ = (1, 0)ᵀ, write u(p) and v(−p) explicitly and verify u†(p)v(−p) = 0.</w:t>
             </w:r>
           </w:p>
         </w:tc>
@@ -7015,7 +8930,121 @@
           </w:tcPr>
           <w:p>
             <w:r>
-              <w:t>Using Σ_s u_s ū_s = p̸ + m and Σ_s v_s v̄_s = p̸ − m (Lesson 22), show that Σ_s[u_s(p)u_s†(p) + v_s(−p)v_s†(−p)] = 2E_p · 1.</w:t>
+              <w:rPr>
+                <w:b/>
+              </w:rPr>
+              <w:t>Core.</w:t>
+            </w:r>
+            <w:r>
+              <w:t xml:space="preserve"> Using Σ</w:t>
+            </w:r>
+            <w:r>
+              <w:rPr>
+                <w:vertAlign w:val="subscript"/>
+              </w:rPr>
+              <w:t>s</w:t>
+            </w:r>
+            <w:r>
+              <w:t xml:space="preserve"> u</w:t>
+            </w:r>
+            <w:r>
+              <w:rPr>
+                <w:vertAlign w:val="subscript"/>
+              </w:rPr>
+              <w:t>s</w:t>
+            </w:r>
+            <w:r>
+              <w:t xml:space="preserve"> ū</w:t>
+            </w:r>
+            <w:r>
+              <w:rPr>
+                <w:vertAlign w:val="subscript"/>
+              </w:rPr>
+              <w:t>s</w:t>
+            </w:r>
+            <w:r>
+              <w:t xml:space="preserve"> = p̸ + m and Σ</w:t>
+            </w:r>
+            <w:r>
+              <w:rPr>
+                <w:vertAlign w:val="subscript"/>
+              </w:rPr>
+              <w:t>s</w:t>
+            </w:r>
+            <w:r>
+              <w:t xml:space="preserve"> v</w:t>
+            </w:r>
+            <w:r>
+              <w:rPr>
+                <w:vertAlign w:val="subscript"/>
+              </w:rPr>
+              <w:t>s</w:t>
+            </w:r>
+            <w:r>
+              <w:t xml:space="preserve"> v̄</w:t>
+            </w:r>
+            <w:r>
+              <w:rPr>
+                <w:vertAlign w:val="subscript"/>
+              </w:rPr>
+              <w:t>s</w:t>
+            </w:r>
+            <w:r>
+              <w:t xml:space="preserve"> = p̸ − m (Lesson 22), show that Σ</w:t>
+            </w:r>
+            <w:r>
+              <w:rPr>
+                <w:vertAlign w:val="subscript"/>
+              </w:rPr>
+              <w:t>s</w:t>
+            </w:r>
+            <w:r>
+              <w:t>[u</w:t>
+            </w:r>
+            <w:r>
+              <w:rPr>
+                <w:vertAlign w:val="subscript"/>
+              </w:rPr>
+              <w:t>s</w:t>
+            </w:r>
+            <w:r>
+              <w:t>(p)u</w:t>
+            </w:r>
+            <w:r>
+              <w:rPr>
+                <w:vertAlign w:val="subscript"/>
+              </w:rPr>
+              <w:t>s†</w:t>
+            </w:r>
+            <w:r>
+              <w:t>(p) + v</w:t>
+            </w:r>
+            <w:r>
+              <w:rPr>
+                <w:vertAlign w:val="subscript"/>
+              </w:rPr>
+              <w:t>s</w:t>
+            </w:r>
+            <w:r>
+              <w:t>(−p)v</w:t>
+            </w:r>
+            <w:r>
+              <w:rPr>
+                <w:vertAlign w:val="subscript"/>
+              </w:rPr>
+              <w:t>s†</w:t>
+            </w:r>
+            <w:r>
+              <w:t>(−p)] = 2E</w:t>
+            </w:r>
+            <w:r>
+              <w:rPr>
+                <w:vertAlign w:val="subscript"/>
+              </w:rPr>
+              <w:t>p</w:t>
+            </w:r>
+            <w:r>
+              <w:t xml:space="preserve"> · 1.</w:t>
             </w:r>
           </w:p>
         </w:tc>
@@ -7053,7 +9082,58 @@
           </w:tcPr>
           <w:p>
             <w:r>
-              <w:t>Derive b_(p,s) = (2E_p)^(−1/2)∫d³x e^(−ip·x)u_s†(p)ψ(0, x), showing that the d† term drops out.</w:t>
+              <w:rPr>
+                <w:b/>
+              </w:rPr>
+              <w:t>Extension.</w:t>
+            </w:r>
+            <w:r>
+              <w:t xml:space="preserve"> Derive b</w:t>
+            </w:r>
+            <w:r>
+              <w:rPr>
+                <w:vertAlign w:val="subscript"/>
+              </w:rPr>
+              <w:t>p,s</w:t>
+            </w:r>
+            <w:r>
+              <w:t xml:space="preserve"> = (2E</w:t>
+            </w:r>
+            <w:r>
+              <w:rPr>
+                <w:vertAlign w:val="subscript"/>
+              </w:rPr>
+              <w:t>p</w:t>
+            </w:r>
+            <w:r>
+              <w:t>)</w:t>
+            </w:r>
+            <w:r>
+              <w:rPr>
+                <w:vertAlign w:val="superscript"/>
+              </w:rPr>
+              <w:t>−1/2</w:t>
+            </w:r>
+            <w:r>
+              <w:t>∫d³x e</w:t>
+            </w:r>
+            <w:r>
+              <w:rPr>
+                <w:vertAlign w:val="superscript"/>
+              </w:rPr>
+              <w:t>−ip·x</w:t>
+            </w:r>
+            <w:r>
+              <w:t>u</w:t>
+            </w:r>
+            <w:r>
+              <w:rPr>
+                <w:vertAlign w:val="subscript"/>
+              </w:rPr>
+              <w:t>s†</w:t>
+            </w:r>
+            <w:r>
+              <w:t>(p)ψ(0, x), showing that the d† term drops out.</w:t>
             </w:r>
           </w:p>
         </w:tc>
@@ -7089,7 +9169,85 @@
           </w:tcPr>
           <w:p>
             <w:r>
-              <w:t>From {ψ_a(x), ψ_b†(y)} = δ_abδ³(x − y) derive {d_(p,s), d_(k,r)†} = (2π)³δ³(p − k)δ_sr and {b_(p,s), d_(k,r)} = 0.</w:t>
+              <w:rPr>
+                <w:b/>
+              </w:rPr>
+              <w:t>Extension.</w:t>
+            </w:r>
+            <w:r>
+              <w:t xml:space="preserve"> From {ψ</w:t>
+            </w:r>
+            <w:r>
+              <w:rPr>
+                <w:vertAlign w:val="subscript"/>
+              </w:rPr>
+              <w:t>a</w:t>
+            </w:r>
+            <w:r>
+              <w:t>(x), ψ</w:t>
+            </w:r>
+            <w:r>
+              <w:rPr>
+                <w:vertAlign w:val="subscript"/>
+              </w:rPr>
+              <w:t>b†</w:t>
+            </w:r>
+            <w:r>
+              <w:t>(y)} = δ</w:t>
+            </w:r>
+            <w:r>
+              <w:rPr>
+                <w:vertAlign w:val="subscript"/>
+              </w:rPr>
+              <w:t>a</w:t>
+            </w:r>
+            <w:r>
+              <w:t>bδ³(x − y) derive {d</w:t>
+            </w:r>
+            <w:r>
+              <w:rPr>
+                <w:vertAlign w:val="subscript"/>
+              </w:rPr>
+              <w:t>p,s</w:t>
+            </w:r>
+            <w:r>
+              <w:t>, d</w:t>
+            </w:r>
+            <w:r>
+              <w:rPr>
+                <w:vertAlign w:val="subscript"/>
+              </w:rPr>
+              <w:t>k,r</w:t>
+            </w:r>
+            <w:r>
+              <w:t>†} = (2π)³δ³(p − k)δ</w:t>
+            </w:r>
+            <w:r>
+              <w:rPr>
+                <w:vertAlign w:val="subscript"/>
+              </w:rPr>
+              <w:t>s</w:t>
+            </w:r>
+            <w:r>
+              <w:t>r and {b</w:t>
+            </w:r>
+            <w:r>
+              <w:rPr>
+                <w:vertAlign w:val="subscript"/>
+              </w:rPr>
+              <w:t>p,s</w:t>
+            </w:r>
+            <w:r>
+              <w:t>, d</w:t>
+            </w:r>
+            <w:r>
+              <w:rPr>
+                <w:vertAlign w:val="subscript"/>
+              </w:rPr>
+              <w:t>k,r</w:t>
+            </w:r>
+            <w:r>
+              <w:t>} = 0.</w:t>
             </w:r>
           </w:p>
         </w:tc>
@@ -7127,7 +9285,40 @@
           </w:tcPr>
           <w:p>
             <w:r>
-              <w:t>Insert the mode expansion into {ψ_a(x), ψ_b†(y)} and verify that it equals δ_abδ³(x − y), using the completeness relation of Exercise 5.</w:t>
+              <w:rPr>
+                <w:b/>
+              </w:rPr>
+              <w:t>Extension.</w:t>
+            </w:r>
+            <w:r>
+              <w:t xml:space="preserve"> Insert the mode expansion into {ψ</w:t>
+            </w:r>
+            <w:r>
+              <w:rPr>
+                <w:vertAlign w:val="subscript"/>
+              </w:rPr>
+              <w:t>a</w:t>
+            </w:r>
+            <w:r>
+              <w:t>(x), ψ</w:t>
+            </w:r>
+            <w:r>
+              <w:rPr>
+                <w:vertAlign w:val="subscript"/>
+              </w:rPr>
+              <w:t>b†</w:t>
+            </w:r>
+            <w:r>
+              <w:t>(y)} and verify that it equals δ</w:t>
+            </w:r>
+            <w:r>
+              <w:rPr>
+                <w:vertAlign w:val="subscript"/>
+              </w:rPr>
+              <w:t>a</w:t>
+            </w:r>
+            <w:r>
+              <w:t>bδ³(x − y), using the completeness relation of Exercise 5.</w:t>
             </w:r>
           </w:p>
         </w:tc>
@@ -7163,7 +9354,13 @@
           </w:tcPr>
           <w:p>
             <w:r>
-              <w:t>Insert the expansion into H = ∫d³xψ†hψ, show that the cross terms vanish, and find the constant left after reordering the d term.</w:t>
+              <w:rPr>
+                <w:b/>
+              </w:rPr>
+              <w:t>Extension.</w:t>
+            </w:r>
+            <w:r>
+              <w:t xml:space="preserve"> Insert the expansion into H = ∫d³xψ†hψ, show that the cross terms vanish, and find the constant left after reordering the d term.</w:t>
             </w:r>
           </w:p>
         </w:tc>
@@ -7201,7 +9398,76 @@
           </w:tcPr>
           <w:p>
             <w:r>
-              <w:t>Show that [H, b_p†] = E_pb_p† and [H, d_p†] = E_pd_p† for the normal-ordered H, and deduce the time dependence b(t) = b e^(−iE_pt).</w:t>
+              <w:rPr>
+                <w:b/>
+              </w:rPr>
+              <w:t>Extension.</w:t>
+            </w:r>
+            <w:r>
+              <w:t xml:space="preserve"> Show that [H, b</w:t>
+            </w:r>
+            <w:r>
+              <w:rPr>
+                <w:vertAlign w:val="subscript"/>
+              </w:rPr>
+              <w:t>p†</w:t>
+            </w:r>
+            <w:r>
+              <w:t>] = E</w:t>
+            </w:r>
+            <w:r>
+              <w:rPr>
+                <w:vertAlign w:val="subscript"/>
+              </w:rPr>
+              <w:t>p</w:t>
+            </w:r>
+            <w:r>
+              <w:t>b</w:t>
+            </w:r>
+            <w:r>
+              <w:rPr>
+                <w:vertAlign w:val="subscript"/>
+              </w:rPr>
+              <w:t>p†</w:t>
+            </w:r>
+            <w:r>
+              <w:t xml:space="preserve"> and [H, d</w:t>
+            </w:r>
+            <w:r>
+              <w:rPr>
+                <w:vertAlign w:val="subscript"/>
+              </w:rPr>
+              <w:t>p†</w:t>
+            </w:r>
+            <w:r>
+              <w:t>] = E</w:t>
+            </w:r>
+            <w:r>
+              <w:rPr>
+                <w:vertAlign w:val="subscript"/>
+              </w:rPr>
+              <w:t>p</w:t>
+            </w:r>
+            <w:r>
+              <w:t>d</w:t>
+            </w:r>
+            <w:r>
+              <w:rPr>
+                <w:vertAlign w:val="subscript"/>
+              </w:rPr>
+              <w:t>p†</w:t>
+            </w:r>
+            <w:r>
+              <w:t xml:space="preserve"> for the normal-ordered H, and deduce the time dependence b(t) = b e</w:t>
+            </w:r>
+            <w:r>
+              <w:rPr>
+                <w:vertAlign w:val="superscript"/>
+              </w:rPr>
+              <w:t>−iEₚt</w:t>
+            </w:r>
+            <w:r>
+              <w:t>.</w:t>
             </w:r>
           </w:p>
         </w:tc>
@@ -7237,7 +9503,13 @@
           </w:tcPr>
           <w:p>
             <w:r>
-              <w:t>Derive iψ̇ = hψ from the Heisenberg equation, using [A, BC] = {A, B}C − B{A, C}.</w:t>
+              <w:rPr>
+                <w:b/>
+              </w:rPr>
+              <w:t>Extension.</w:t>
+            </w:r>
+            <w:r>
+              <w:t xml:space="preserve"> Derive iψ̇ = hψ from the Heisenberg equation, using [A, BC] = {A, B}C − B{A, C}.</w:t>
             </w:r>
           </w:p>
         </w:tc>
@@ -7275,7 +9547,31 @@
           </w:tcPr>
           <w:p>
             <w:r>
-              <w:t>Show that :∫ψ†ψ: = N_b − N_d, and give the charge, in units of e, of the states b†|0⟩, d†|0⟩, and b†d†|0⟩.</w:t>
+              <w:rPr>
+                <w:b/>
+              </w:rPr>
+              <w:t>Extension.</w:t>
+            </w:r>
+            <w:r>
+              <w:t xml:space="preserve"> Show that :∫ψ†ψ: = N</w:t>
+            </w:r>
+            <w:r>
+              <w:rPr>
+                <w:vertAlign w:val="subscript"/>
+              </w:rPr>
+              <w:t>b</w:t>
+            </w:r>
+            <w:r>
+              <w:t xml:space="preserve"> − N</w:t>
+            </w:r>
+            <w:r>
+              <w:rPr>
+                <w:vertAlign w:val="subscript"/>
+              </w:rPr>
+              <w:t>d</w:t>
+            </w:r>
+            <w:r>
+              <w:t>, and give the charge, in units of e, of the states b†|0⟩, d†|0⟩, and b†d†|0⟩.</w:t>
             </w:r>
           </w:p>
         </w:tc>
@@ -7311,7 +9607,49 @@
           </w:tcPr>
           <w:p>
             <w:r>
-              <w:t>Show that P b_p†|0⟩ = p b_p†|0⟩ and P d_p†|0⟩ = p d_p†|0⟩, and explain why the constant left over from the d term vanishes.</w:t>
+              <w:rPr>
+                <w:b/>
+              </w:rPr>
+              <w:t>Core.</w:t>
+            </w:r>
+            <w:r>
+              <w:t xml:space="preserve"> Show that P b</w:t>
+            </w:r>
+            <w:r>
+              <w:rPr>
+                <w:vertAlign w:val="subscript"/>
+              </w:rPr>
+              <w:t>p†</w:t>
+            </w:r>
+            <w:r>
+              <w:t>|0⟩ = p b</w:t>
+            </w:r>
+            <w:r>
+              <w:rPr>
+                <w:vertAlign w:val="subscript"/>
+              </w:rPr>
+              <w:t>p†</w:t>
+            </w:r>
+            <w:r>
+              <w:t>|0⟩ and P d</w:t>
+            </w:r>
+            <w:r>
+              <w:rPr>
+                <w:vertAlign w:val="subscript"/>
+              </w:rPr>
+              <w:t>p†</w:t>
+            </w:r>
+            <w:r>
+              <w:t>|0⟩ = p d</w:t>
+            </w:r>
+            <w:r>
+              <w:rPr>
+                <w:vertAlign w:val="subscript"/>
+              </w:rPr>
+              <w:t>p†</w:t>
+            </w:r>
+            <w:r>
+              <w:t>|0⟩, and explain why the constant left over from the d term vanishes.</w:t>
             </w:r>
           </w:p>
         </w:tc>
@@ -7349,7 +9687,76 @@
           </w:tcPr>
           <w:p>
             <w:r>
-              <w:t>Compute S_z = (1/2)∫ψ†Σ_zψ on the p = 0 one-particle states and find the S_z of b_1†|0⟩, b_2†|0⟩, d_1†|0⟩, d_2†|0⟩.</w:t>
+              <w:rPr>
+                <w:b/>
+              </w:rPr>
+              <w:t>Core.</w:t>
+            </w:r>
+            <w:r>
+              <w:t xml:space="preserve"> Compute S</w:t>
+            </w:r>
+            <w:r>
+              <w:rPr>
+                <w:vertAlign w:val="subscript"/>
+              </w:rPr>
+              <w:t>z</w:t>
+            </w:r>
+            <w:r>
+              <w:t xml:space="preserve"> = (1/2)∫ψ†Σ</w:t>
+            </w:r>
+            <w:r>
+              <w:rPr>
+                <w:vertAlign w:val="subscript"/>
+              </w:rPr>
+              <w:t>z</w:t>
+            </w:r>
+            <w:r>
+              <w:t>ψ on the p = 0 one-particle states and find the S</w:t>
+            </w:r>
+            <w:r>
+              <w:rPr>
+                <w:vertAlign w:val="subscript"/>
+              </w:rPr>
+              <w:t>z</w:t>
+            </w:r>
+            <w:r>
+              <w:t xml:space="preserve"> of b</w:t>
+            </w:r>
+            <w:r>
+              <w:rPr>
+                <w:vertAlign w:val="subscript"/>
+              </w:rPr>
+              <w:t>1†</w:t>
+            </w:r>
+            <w:r>
+              <w:t>|0⟩, b</w:t>
+            </w:r>
+            <w:r>
+              <w:rPr>
+                <w:vertAlign w:val="subscript"/>
+              </w:rPr>
+              <w:t>2†</w:t>
+            </w:r>
+            <w:r>
+              <w:t>|0⟩, d</w:t>
+            </w:r>
+            <w:r>
+              <w:rPr>
+                <w:vertAlign w:val="subscript"/>
+              </w:rPr>
+              <w:t>1†</w:t>
+            </w:r>
+            <w:r>
+              <w:t>|0⟩, d</w:t>
+            </w:r>
+            <w:r>
+              <w:rPr>
+                <w:vertAlign w:val="subscript"/>
+              </w:rPr>
+              <w:t>2†</w:t>
+            </w:r>
+            <w:r>
+              <w:t>|0⟩.</w:t>
             </w:r>
           </w:p>
         </w:tc>
@@ -7385,7 +9792,13 @@
           </w:tcPr>
           <w:p>
             <w:r>
-              <w:t>Compute the vacuum energy density of the massless Dirac field with cutoff Λ and its ratio to that of a real scalar field.</w:t>
+              <w:rPr>
+                <w:b/>
+              </w:rPr>
+              <w:t>Core.</w:t>
+            </w:r>
+            <w:r>
+              <w:t xml:space="preserve"> Compute the vacuum energy density of the massless Dirac field with cutoff Λ and its ratio to that of a real scalar field.</w:t>
             </w:r>
           </w:p>
         </w:tc>
@@ -7423,7 +9836,31 @@
           </w:tcPr>
           <w:p>
             <w:r>
-              <w:t>Challenge: suppose b and d obey commutators. Show that H is unbounded below, that Q = N_b + N_d + const, and that b†b†|0⟩ is symmetric, in conflict with the electron being a fermion.</w:t>
+              <w:rPr>
+                <w:b/>
+              </w:rPr>
+              <w:t>Challenge.</w:t>
+            </w:r>
+            <w:r>
+              <w:t xml:space="preserve"> Suppose b and d obey commutators. Show that H is unbounded below, that Q = N</w:t>
+            </w:r>
+            <w:r>
+              <w:rPr>
+                <w:vertAlign w:val="subscript"/>
+              </w:rPr>
+              <w:t>b</w:t>
+            </w:r>
+            <w:r>
+              <w:t xml:space="preserve"> + N</w:t>
+            </w:r>
+            <w:r>
+              <w:rPr>
+                <w:vertAlign w:val="subscript"/>
+              </w:rPr>
+              <w:t>d</w:t>
+            </w:r>
+            <w:r>
+              <w:t xml:space="preserve"> + const, and that b†b†|0⟩ is symmetric, in conflict with the electron being a fermion.</w:t>
             </w:r>
           </w:p>
         </w:tc>
@@ -7440,15 +9877,9 @@
     <w:p>
       <w:r>
         <w:rPr>
-          <w:b/>
-        </w:rPr>
-        <w:t>1.</w:t>
-      </w:r>
-      <w:r>
-        <w:t xml:space="preserve"> </w:t>
-      </w:r>
-      <w:r>
-        <w:t>With cc† = 1 − c†c, N² = c†cc†c = c†(1 − c†c)c = c†c − c†c†cc = N, since c² = 0. Then c†|0⟩ has Nc†|0⟩ = c†cc†|0⟩ = c†(1 − c†c)|0⟩ = c†|0⟩, so N = 1. Also c†c†|0⟩ = 0 since (c†)² = (1/2){c†, c†} = 0.</w:t>
+          <w:i/>
+        </w:rPr>
+        <w:t>Attempt each exercise before reading its solution. If you are stuck, read only the first sentence of the solution, then try again.</w:t>
       </w:r>
     </w:p>
     <w:p>
@@ -7456,13 +9887,13 @@
         <w:rPr>
           <w:b/>
         </w:rPr>
-        <w:t>2.</w:t>
+        <w:t>1.</w:t>
       </w:r>
       <w:r>
         <w:t xml:space="preserve"> </w:t>
       </w:r>
       <w:r>
-        <w:t>The states are |0⟩, c₁†|0⟩, c₂†|0⟩, and c₁†c₂†|0⟩ with energies 0, ω₁, ω₂, and ω₁ + ω₂. Since {c₁†, c₂†} = 0, c₂†c₁†|0⟩ = −c₁†c₂†|0⟩.</w:t>
+        <w:t>With cc† = 1 − c†c, N² = c†cc†c = c†(1 − c†c)c = c†c − c†c†cc = N, since c² = 0. Then c†|0⟩ has Nc†|0⟩ = c†cc†|0⟩ = c†(1 − c†c)|0⟩ = c†|0⟩, so N = 1. Also c†c†|0⟩ = 0 since (c†)² = (1/2){c†, c†} = 0.</w:t>
       </w:r>
     </w:p>
     <w:p>
@@ -7470,13 +9901,13 @@
         <w:rPr>
           <w:b/>
         </w:rPr>
-        <w:t>3.</w:t>
+        <w:t>2.</w:t>
       </w:r>
       <w:r>
         <w:t xml:space="preserve"> </w:t>
       </w:r>
       <w:r>
-        <w:t>cc† = 1 − c†c gives (ω/2)(c†c − cc†) = (ω/2)(2c†c − 1) = ω(c†c − 1/2). The eigenvalues are −ω/2 for N = 0 and +ω/2 for N = 1.</w:t>
+        <w:t>The states are |0⟩, c₁†|0⟩, c₂†|0⟩, and c₁†c₂†|0⟩ with energies 0, ω₁, ω₂, and ω₁ + ω₂. Since {c₁†, c₂†} = 0, c₂†c₁†|0⟩ = −c₁†c₂†|0⟩.</w:t>
       </w:r>
     </w:p>
     <w:p>
@@ -7484,13 +9915,13 @@
         <w:rPr>
           <w:b/>
         </w:rPr>
-        <w:t>4.</w:t>
+        <w:t>3.</w:t>
       </w:r>
       <w:r>
         <w:t xml:space="preserve"> </w:t>
       </w:r>
       <w:r>
-        <w:t>With σ·p = pσ_z and χ = (1, 0)ᵀ, u = √(E + m)(1, 0, p/(E + m), 0)ᵀ. Also v(−p) = √(E + m)(−σ·pχ/(E + m), χ)ᵀ = √(E + m)(−p/(E + m), 0, 1, 0)ᵀ. Then u†v(−p) = (E + m)[1·(−p/(E + m)) + (p/(E + m))·1] = 0.</w:t>
+        <w:t>cc† = 1 − c†c gives (ω/2)(c†c − cc†) = (ω/2)(2c†c − 1) = ω(c†c − 1/2). The eigenvalues are −ω/2 for N = 0 and +ω/2 for N = 1.</w:t>
       </w:r>
     </w:p>
     <w:p>
@@ -7498,13 +9929,22 @@
         <w:rPr>
           <w:b/>
         </w:rPr>
-        <w:t>5.</w:t>
+        <w:t>4.</w:t>
       </w:r>
       <w:r>
         <w:t xml:space="preserve"> </w:t>
       </w:r>
       <w:r>
-        <w:t>From Σu_su_s† = (p̸ + m)γ⁰, using u† = ūγ⁰ and γ⁰γ⁰ = 1. For v_s(−p), Lesson 22 with the four-vector p′ = (E_p, −p) gives Σv_s(−p)v̄_s(−p) = p̸′ − m, so Σv_s(−p)v_s†(−p) = (p̸′ − m)γ⁰. With p̸ = γ⁰E_p − γ·p and p̸′ = γ⁰E_p + γ·p, the sum is (p̸ + m + p̸′ − m)γ⁰ = 2E_pγ⁰γ⁰ = 2E_p.</w:t>
+        <w:t>With σ·p = pσ</w:t>
+      </w:r>
+      <w:r>
+        <w:rPr>
+          <w:vertAlign w:val="subscript"/>
+        </w:rPr>
+        <w:t>z</w:t>
+      </w:r>
+      <w:r>
+        <w:t xml:space="preserve"> and χ = (1, 0)ᵀ, u = √(E + m)(1, 0, p/(E + m), 0)ᵀ. Also v(−p) = √(E + m)(−σ·pχ/(E + m), χ)ᵀ = √(E + m)(−p/(E + m), 0, 1, 0)ᵀ. Then u†v(−p) = (E + m)[1·(−p/(E + m)) + (p/(E + m))·1] = 0.</w:t>
       </w:r>
     </w:p>
     <w:p>
@@ -7512,13 +9952,121 @@
         <w:rPr>
           <w:b/>
         </w:rPr>
-        <w:t>6.</w:t>
+        <w:t>5.</w:t>
       </w:r>
       <w:r>
         <w:t xml:space="preserve"> </w:t>
       </w:r>
       <w:r>
-        <w:t>At t = 0, ψ(0, x) = ∫d³k/(2π)³(2E_k)^(−1/2)Σ_r[b_(k,r)u_r(k)e^(ik·x) + d_(k,r)†v_r(k)e^(−ik·x)]. Multiply by e^(−ip·x)u_s†(p) and integrate. The b term gives (2π)³δ³(p − k)u_s†(p)u_r(k) = (2π)³δ³(p − k)2E_pδ_sr. The d† term gives δ³(p + k), so k = −p, and involves u_s†(p)v_r(−p) = 0. What remains is (2E_p)^(−1/2)·2E_p b_(p,s) = √(2E_p)b_(p,s); dividing by √(2E_p) gives the formula.</w:t>
+        <w:t>From Σu</w:t>
+      </w:r>
+      <w:r>
+        <w:rPr>
+          <w:vertAlign w:val="subscript"/>
+        </w:rPr>
+        <w:t>s</w:t>
+      </w:r>
+      <w:r>
+        <w:t>u</w:t>
+      </w:r>
+      <w:r>
+        <w:rPr>
+          <w:vertAlign w:val="subscript"/>
+        </w:rPr>
+        <w:t>s†</w:t>
+      </w:r>
+      <w:r>
+        <w:t xml:space="preserve"> = (p̸ + m)γ⁰, using u† = ūγ⁰ and γ⁰γ⁰ = 1. For v</w:t>
+      </w:r>
+      <w:r>
+        <w:rPr>
+          <w:vertAlign w:val="subscript"/>
+        </w:rPr>
+        <w:t>s</w:t>
+      </w:r>
+      <w:r>
+        <w:t>(−p), Lesson 22 with the four-vector p′ = (E</w:t>
+      </w:r>
+      <w:r>
+        <w:rPr>
+          <w:vertAlign w:val="subscript"/>
+        </w:rPr>
+        <w:t>p</w:t>
+      </w:r>
+      <w:r>
+        <w:t>, −p) gives Σv</w:t>
+      </w:r>
+      <w:r>
+        <w:rPr>
+          <w:vertAlign w:val="subscript"/>
+        </w:rPr>
+        <w:t>s</w:t>
+      </w:r>
+      <w:r>
+        <w:t>(−p)v̄</w:t>
+      </w:r>
+      <w:r>
+        <w:rPr>
+          <w:vertAlign w:val="subscript"/>
+        </w:rPr>
+        <w:t>s</w:t>
+      </w:r>
+      <w:r>
+        <w:t>(−p) = p̸′ − m, so Σv</w:t>
+      </w:r>
+      <w:r>
+        <w:rPr>
+          <w:vertAlign w:val="subscript"/>
+        </w:rPr>
+        <w:t>s</w:t>
+      </w:r>
+      <w:r>
+        <w:t>(−p)v</w:t>
+      </w:r>
+      <w:r>
+        <w:rPr>
+          <w:vertAlign w:val="subscript"/>
+        </w:rPr>
+        <w:t>s†</w:t>
+      </w:r>
+      <w:r>
+        <w:t>(−p) = (p̸′ − m)γ⁰. With p̸ = γ⁰E</w:t>
+      </w:r>
+      <w:r>
+        <w:rPr>
+          <w:vertAlign w:val="subscript"/>
+        </w:rPr>
+        <w:t>p</w:t>
+      </w:r>
+      <w:r>
+        <w:t xml:space="preserve"> − γ·p and p̸′ = γ⁰E</w:t>
+      </w:r>
+      <w:r>
+        <w:rPr>
+          <w:vertAlign w:val="subscript"/>
+        </w:rPr>
+        <w:t>p</w:t>
+      </w:r>
+      <w:r>
+        <w:t xml:space="preserve"> + γ·p, the sum is (p̸ + m + p̸′ − m)γ⁰ = 2E</w:t>
+      </w:r>
+      <w:r>
+        <w:rPr>
+          <w:vertAlign w:val="subscript"/>
+        </w:rPr>
+        <w:t>p</w:t>
+      </w:r>
+      <w:r>
+        <w:t>γ⁰γ⁰ = 2E</w:t>
+      </w:r>
+      <w:r>
+        <w:rPr>
+          <w:vertAlign w:val="subscript"/>
+        </w:rPr>
+        <w:t>p</w:t>
+      </w:r>
+      <w:r>
+        <w:t>.</w:t>
       </w:r>
     </w:p>
     <w:p>
@@ -7526,13 +10074,229 @@
         <w:rPr>
           <w:b/>
         </w:rPr>
-        <w:t>7.</w:t>
+        <w:t>6.</w:t>
       </w:r>
       <w:r>
         <w:t xml:space="preserve"> </w:t>
       </w:r>
       <w:r>
-        <w:t>The conjugate of d†_(p,s) = (2E_p)^(−1/2)∫e^(ip·x)v_s†(p)ψ(0, x) is d_(p,s) = (2E_p)^(−1/2)∫e^(−ip·x)ψ†(0, x)v_s(p). Then {d_(p,s), d_(k,r)†} = (4E_pE_k)^(−1/2)∫∫e^(−ip·x)e^(ik·y)v_s(p)_a v_r†(k)_b{ψ_a†(x), ψ_b(y)}. Since {ψ_a†(x), ψ_b(y)} = δ_abδ³(x − y), this is (4E_pE_k)^(−1/2)∫e^(−i(p−k)·x)v_r†(k)v_s(p) = (2π)³δ³(p − k)δ_sr, using v†v = 2E. For {b_(p,s), d_(k,r)}, b involves u_s†ψ and d involves ψ†v_r, so the anticommutator is ∫e^(−i(p+k)·x)u_s†(p)v_r(k) ∝ δ³(p + k)u_s†(p)v_r(−p) = 0.</w:t>
+        <w:t>At t = 0, ψ(0, x) = ∫d³k/(2π)³(2E</w:t>
+      </w:r>
+      <w:r>
+        <w:rPr>
+          <w:vertAlign w:val="subscript"/>
+        </w:rPr>
+        <w:t>k</w:t>
+      </w:r>
+      <w:r>
+        <w:t>)</w:t>
+      </w:r>
+      <w:r>
+        <w:rPr>
+          <w:vertAlign w:val="superscript"/>
+        </w:rPr>
+        <w:t>−1/2</w:t>
+      </w:r>
+      <w:r>
+        <w:t>Σ</w:t>
+      </w:r>
+      <w:r>
+        <w:rPr>
+          <w:vertAlign w:val="subscript"/>
+        </w:rPr>
+        <w:t>r</w:t>
+      </w:r>
+      <w:r>
+        <w:t>[b</w:t>
+      </w:r>
+      <w:r>
+        <w:rPr>
+          <w:vertAlign w:val="subscript"/>
+        </w:rPr>
+        <w:t>k,r</w:t>
+      </w:r>
+      <w:r>
+        <w:t>u</w:t>
+      </w:r>
+      <w:r>
+        <w:rPr>
+          <w:vertAlign w:val="subscript"/>
+        </w:rPr>
+        <w:t>r</w:t>
+      </w:r>
+      <w:r>
+        <w:t>(k)e</w:t>
+      </w:r>
+      <w:r>
+        <w:rPr>
+          <w:vertAlign w:val="superscript"/>
+        </w:rPr>
+        <w:t>ik·x</w:t>
+      </w:r>
+      <w:r>
+        <w:t xml:space="preserve"> + d</w:t>
+      </w:r>
+      <w:r>
+        <w:rPr>
+          <w:vertAlign w:val="subscript"/>
+        </w:rPr>
+        <w:t>k,r</w:t>
+      </w:r>
+      <w:r>
+        <w:t>†v</w:t>
+      </w:r>
+      <w:r>
+        <w:rPr>
+          <w:vertAlign w:val="subscript"/>
+        </w:rPr>
+        <w:t>r</w:t>
+      </w:r>
+      <w:r>
+        <w:t>(k)e</w:t>
+      </w:r>
+      <w:r>
+        <w:rPr>
+          <w:vertAlign w:val="superscript"/>
+        </w:rPr>
+        <w:t>−ik·x</w:t>
+      </w:r>
+      <w:r>
+        <w:t>]. Multiply by e</w:t>
+      </w:r>
+      <w:r>
+        <w:rPr>
+          <w:vertAlign w:val="superscript"/>
+        </w:rPr>
+        <w:t>−ip·x</w:t>
+      </w:r>
+      <w:r>
+        <w:t>u</w:t>
+      </w:r>
+      <w:r>
+        <w:rPr>
+          <w:vertAlign w:val="subscript"/>
+        </w:rPr>
+        <w:t>s†</w:t>
+      </w:r>
+      <w:r>
+        <w:t>(p) and integrate. The b term gives (2π)³δ³(p − k)u</w:t>
+      </w:r>
+      <w:r>
+        <w:rPr>
+          <w:vertAlign w:val="subscript"/>
+        </w:rPr>
+        <w:t>s†</w:t>
+      </w:r>
+      <w:r>
+        <w:t>(p)u</w:t>
+      </w:r>
+      <w:r>
+        <w:rPr>
+          <w:vertAlign w:val="subscript"/>
+        </w:rPr>
+        <w:t>r</w:t>
+      </w:r>
+      <w:r>
+        <w:t>(k) = (2π)³δ³(p − k)2E</w:t>
+      </w:r>
+      <w:r>
+        <w:rPr>
+          <w:vertAlign w:val="subscript"/>
+        </w:rPr>
+        <w:t>p</w:t>
+      </w:r>
+      <w:r>
+        <w:t>δ</w:t>
+      </w:r>
+      <w:r>
+        <w:rPr>
+          <w:vertAlign w:val="subscript"/>
+        </w:rPr>
+        <w:t>s</w:t>
+      </w:r>
+      <w:r>
+        <w:t>r. The d† term gives δ³(p + k), so k = −p, and involves u</w:t>
+      </w:r>
+      <w:r>
+        <w:rPr>
+          <w:vertAlign w:val="subscript"/>
+        </w:rPr>
+        <w:t>s†</w:t>
+      </w:r>
+      <w:r>
+        <w:t>(p)v</w:t>
+      </w:r>
+      <w:r>
+        <w:rPr>
+          <w:vertAlign w:val="subscript"/>
+        </w:rPr>
+        <w:t>r</w:t>
+      </w:r>
+      <w:r>
+        <w:t>(−p) = 0. What remains is (2E</w:t>
+      </w:r>
+      <w:r>
+        <w:rPr>
+          <w:vertAlign w:val="subscript"/>
+        </w:rPr>
+        <w:t>p</w:t>
+      </w:r>
+      <w:r>
+        <w:t>)</w:t>
+      </w:r>
+      <w:r>
+        <w:rPr>
+          <w:vertAlign w:val="superscript"/>
+        </w:rPr>
+        <w:t>−1/2</w:t>
+      </w:r>
+      <w:r>
+        <w:t>·2E</w:t>
+      </w:r>
+      <w:r>
+        <w:rPr>
+          <w:vertAlign w:val="subscript"/>
+        </w:rPr>
+        <w:t>p</w:t>
+      </w:r>
+      <w:r>
+        <w:t xml:space="preserve"> b</w:t>
+      </w:r>
+      <w:r>
+        <w:rPr>
+          <w:vertAlign w:val="subscript"/>
+        </w:rPr>
+        <w:t>p,s</w:t>
+      </w:r>
+      <w:r>
+        <w:t xml:space="preserve"> = √(2E</w:t>
+      </w:r>
+      <w:r>
+        <w:rPr>
+          <w:vertAlign w:val="subscript"/>
+        </w:rPr>
+        <w:t>p</w:t>
+      </w:r>
+      <w:r>
+        <w:t>)b</w:t>
+      </w:r>
+      <w:r>
+        <w:rPr>
+          <w:vertAlign w:val="subscript"/>
+        </w:rPr>
+        <w:t>p,s</w:t>
+      </w:r>
+      <w:r>
+        <w:t>; dividing by √(2E</w:t>
+      </w:r>
+      <w:r>
+        <w:rPr>
+          <w:vertAlign w:val="subscript"/>
+        </w:rPr>
+        <w:t>p</w:t>
+      </w:r>
+      <w:r>
+        <w:t>) gives the formula.</w:t>
       </w:r>
     </w:p>
     <w:p>
@@ -7540,13 +10304,391 @@
         <w:rPr>
           <w:b/>
         </w:rPr>
-        <w:t>8.</w:t>
+        <w:t>7.</w:t>
       </w:r>
       <w:r>
         <w:t xml:space="preserve"> </w:t>
       </w:r>
       <w:r>
-        <w:t>Using {b, b†} and {d, d†}, {ψ_a(x), ψ_b†(y)} = ∫d³p/((2π)³2E_p)Σ_s[u_s(p)_a u_s(p)_b*e^(ip·(x−y)) + v_s(p)_a v_s(p)_b*e^(−ip·(x−y))]. In the second term change p → −p, giving v_s(−p)_a v_s(−p)_b*e^(ip·(x−y)). The sum of the spinor matrices is 2E_p δ_ab by Exercise 5, so the result is ∫d³p/(2π)³ e^(ip·(x−y))δ_ab = δ_abδ³(x − y).</w:t>
+        <w:t>The conjugate of d†</w:t>
+      </w:r>
+      <w:r>
+        <w:rPr>
+          <w:vertAlign w:val="subscript"/>
+        </w:rPr>
+        <w:t>p,s</w:t>
+      </w:r>
+      <w:r>
+        <w:t xml:space="preserve"> = (2E</w:t>
+      </w:r>
+      <w:r>
+        <w:rPr>
+          <w:vertAlign w:val="subscript"/>
+        </w:rPr>
+        <w:t>p</w:t>
+      </w:r>
+      <w:r>
+        <w:t>)</w:t>
+      </w:r>
+      <w:r>
+        <w:rPr>
+          <w:vertAlign w:val="superscript"/>
+        </w:rPr>
+        <w:t>−1/2</w:t>
+      </w:r>
+      <w:r>
+        <w:t>∫e</w:t>
+      </w:r>
+      <w:r>
+        <w:rPr>
+          <w:vertAlign w:val="superscript"/>
+        </w:rPr>
+        <w:t>ip·x</w:t>
+      </w:r>
+      <w:r>
+        <w:t>v</w:t>
+      </w:r>
+      <w:r>
+        <w:rPr>
+          <w:vertAlign w:val="subscript"/>
+        </w:rPr>
+        <w:t>s†</w:t>
+      </w:r>
+      <w:r>
+        <w:t>(p)ψ(0, x) is d</w:t>
+      </w:r>
+      <w:r>
+        <w:rPr>
+          <w:vertAlign w:val="subscript"/>
+        </w:rPr>
+        <w:t>p,s</w:t>
+      </w:r>
+      <w:r>
+        <w:t xml:space="preserve"> = (2E</w:t>
+      </w:r>
+      <w:r>
+        <w:rPr>
+          <w:vertAlign w:val="subscript"/>
+        </w:rPr>
+        <w:t>p</w:t>
+      </w:r>
+      <w:r>
+        <w:t>)</w:t>
+      </w:r>
+      <w:r>
+        <w:rPr>
+          <w:vertAlign w:val="superscript"/>
+        </w:rPr>
+        <w:t>−1/2</w:t>
+      </w:r>
+      <w:r>
+        <w:t>∫e</w:t>
+      </w:r>
+      <w:r>
+        <w:rPr>
+          <w:vertAlign w:val="superscript"/>
+        </w:rPr>
+        <w:t>−ip·x</w:t>
+      </w:r>
+      <w:r>
+        <w:t>ψ†(0, x)v</w:t>
+      </w:r>
+      <w:r>
+        <w:rPr>
+          <w:vertAlign w:val="subscript"/>
+        </w:rPr>
+        <w:t>s</w:t>
+      </w:r>
+      <w:r>
+        <w:t>(p). Then {d</w:t>
+      </w:r>
+      <w:r>
+        <w:rPr>
+          <w:vertAlign w:val="subscript"/>
+        </w:rPr>
+        <w:t>p,s</w:t>
+      </w:r>
+      <w:r>
+        <w:t>, d</w:t>
+      </w:r>
+      <w:r>
+        <w:rPr>
+          <w:vertAlign w:val="subscript"/>
+        </w:rPr>
+        <w:t>k,r</w:t>
+      </w:r>
+      <w:r>
+        <w:t>†} = (4E</w:t>
+      </w:r>
+      <w:r>
+        <w:rPr>
+          <w:vertAlign w:val="subscript"/>
+        </w:rPr>
+        <w:t>p</w:t>
+      </w:r>
+      <w:r>
+        <w:t>E</w:t>
+      </w:r>
+      <w:r>
+        <w:rPr>
+          <w:vertAlign w:val="subscript"/>
+        </w:rPr>
+        <w:t>k</w:t>
+      </w:r>
+      <w:r>
+        <w:t>)</w:t>
+      </w:r>
+      <w:r>
+        <w:rPr>
+          <w:vertAlign w:val="superscript"/>
+        </w:rPr>
+        <w:t>−1/2</w:t>
+      </w:r>
+      <w:r>
+        <w:t>∫∫e</w:t>
+      </w:r>
+      <w:r>
+        <w:rPr>
+          <w:vertAlign w:val="superscript"/>
+        </w:rPr>
+        <w:t>−ip·x</w:t>
+      </w:r>
+      <w:r>
+        <w:t>e</w:t>
+      </w:r>
+      <w:r>
+        <w:rPr>
+          <w:vertAlign w:val="superscript"/>
+        </w:rPr>
+        <w:t>ik·y</w:t>
+      </w:r>
+      <w:r>
+        <w:t>v</w:t>
+      </w:r>
+      <w:r>
+        <w:rPr>
+          <w:vertAlign w:val="subscript"/>
+        </w:rPr>
+        <w:t>s</w:t>
+      </w:r>
+      <w:r>
+        <w:t>(p)</w:t>
+      </w:r>
+      <w:r>
+        <w:rPr>
+          <w:vertAlign w:val="subscript"/>
+        </w:rPr>
+        <w:t>a</w:t>
+      </w:r>
+      <w:r>
+        <w:t xml:space="preserve"> v</w:t>
+      </w:r>
+      <w:r>
+        <w:rPr>
+          <w:vertAlign w:val="subscript"/>
+        </w:rPr>
+        <w:t>r†</w:t>
+      </w:r>
+      <w:r>
+        <w:t>(k)</w:t>
+      </w:r>
+      <w:r>
+        <w:rPr>
+          <w:vertAlign w:val="subscript"/>
+        </w:rPr>
+        <w:t>b</w:t>
+      </w:r>
+      <w:r>
+        <w:t>{ψ</w:t>
+      </w:r>
+      <w:r>
+        <w:rPr>
+          <w:vertAlign w:val="subscript"/>
+        </w:rPr>
+        <w:t>a†</w:t>
+      </w:r>
+      <w:r>
+        <w:t>(x), ψ</w:t>
+      </w:r>
+      <w:r>
+        <w:rPr>
+          <w:vertAlign w:val="subscript"/>
+        </w:rPr>
+        <w:t>b</w:t>
+      </w:r>
+      <w:r>
+        <w:t>(y)}. Since {ψ</w:t>
+      </w:r>
+      <w:r>
+        <w:rPr>
+          <w:vertAlign w:val="subscript"/>
+        </w:rPr>
+        <w:t>a†</w:t>
+      </w:r>
+      <w:r>
+        <w:t>(x), ψ</w:t>
+      </w:r>
+      <w:r>
+        <w:rPr>
+          <w:vertAlign w:val="subscript"/>
+        </w:rPr>
+        <w:t>b</w:t>
+      </w:r>
+      <w:r>
+        <w:t>(y)} = δ</w:t>
+      </w:r>
+      <w:r>
+        <w:rPr>
+          <w:vertAlign w:val="subscript"/>
+        </w:rPr>
+        <w:t>a</w:t>
+      </w:r>
+      <w:r>
+        <w:t>bδ³(x − y), this is (4E</w:t>
+      </w:r>
+      <w:r>
+        <w:rPr>
+          <w:vertAlign w:val="subscript"/>
+        </w:rPr>
+        <w:t>p</w:t>
+      </w:r>
+      <w:r>
+        <w:t>E</w:t>
+      </w:r>
+      <w:r>
+        <w:rPr>
+          <w:vertAlign w:val="subscript"/>
+        </w:rPr>
+        <w:t>k</w:t>
+      </w:r>
+      <w:r>
+        <w:t>)</w:t>
+      </w:r>
+      <w:r>
+        <w:rPr>
+          <w:vertAlign w:val="superscript"/>
+        </w:rPr>
+        <w:t>−1/2</w:t>
+      </w:r>
+      <w:r>
+        <w:t>∫e</w:t>
+      </w:r>
+      <w:r>
+        <w:rPr>
+          <w:vertAlign w:val="superscript"/>
+        </w:rPr>
+        <w:t>−i(p−k)·x</w:t>
+      </w:r>
+      <w:r>
+        <w:t>v</w:t>
+      </w:r>
+      <w:r>
+        <w:rPr>
+          <w:vertAlign w:val="subscript"/>
+        </w:rPr>
+        <w:t>r†</w:t>
+      </w:r>
+      <w:r>
+        <w:t>(k)v</w:t>
+      </w:r>
+      <w:r>
+        <w:rPr>
+          <w:vertAlign w:val="subscript"/>
+        </w:rPr>
+        <w:t>s</w:t>
+      </w:r>
+      <w:r>
+        <w:t>(p) = (2π)³δ³(p − k)δ</w:t>
+      </w:r>
+      <w:r>
+        <w:rPr>
+          <w:vertAlign w:val="subscript"/>
+        </w:rPr>
+        <w:t>s</w:t>
+      </w:r>
+      <w:r>
+        <w:t>r, using v†v = 2E. For {b</w:t>
+      </w:r>
+      <w:r>
+        <w:rPr>
+          <w:vertAlign w:val="subscript"/>
+        </w:rPr>
+        <w:t>p,s</w:t>
+      </w:r>
+      <w:r>
+        <w:t>, d</w:t>
+      </w:r>
+      <w:r>
+        <w:rPr>
+          <w:vertAlign w:val="subscript"/>
+        </w:rPr>
+        <w:t>k,r</w:t>
+      </w:r>
+      <w:r>
+        <w:t>}, b involves u</w:t>
+      </w:r>
+      <w:r>
+        <w:rPr>
+          <w:vertAlign w:val="subscript"/>
+        </w:rPr>
+        <w:t>s†</w:t>
+      </w:r>
+      <w:r>
+        <w:t>ψ and d involves ψ†v</w:t>
+      </w:r>
+      <w:r>
+        <w:rPr>
+          <w:vertAlign w:val="subscript"/>
+        </w:rPr>
+        <w:t>r</w:t>
+      </w:r>
+      <w:r>
+        <w:t>, so the anticommutator is ∫e</w:t>
+      </w:r>
+      <w:r>
+        <w:rPr>
+          <w:vertAlign w:val="superscript"/>
+        </w:rPr>
+        <w:t>−i(p+k)·x</w:t>
+      </w:r>
+      <w:r>
+        <w:t>u</w:t>
+      </w:r>
+      <w:r>
+        <w:rPr>
+          <w:vertAlign w:val="subscript"/>
+        </w:rPr>
+        <w:t>s†</w:t>
+      </w:r>
+      <w:r>
+        <w:t>(p)v</w:t>
+      </w:r>
+      <w:r>
+        <w:rPr>
+          <w:vertAlign w:val="subscript"/>
+        </w:rPr>
+        <w:t>r</w:t>
+      </w:r>
+      <w:r>
+        <w:t>(k) ∝ δ³(p + k)u</w:t>
+      </w:r>
+      <w:r>
+        <w:rPr>
+          <w:vertAlign w:val="subscript"/>
+        </w:rPr>
+        <w:t>s†</w:t>
+      </w:r>
+      <w:r>
+        <w:t>(p)v</w:t>
+      </w:r>
+      <w:r>
+        <w:rPr>
+          <w:vertAlign w:val="subscript"/>
+        </w:rPr>
+        <w:t>r</w:t>
+      </w:r>
+      <w:r>
+        <w:t>(−p) = 0.</w:t>
       </w:r>
     </w:p>
     <w:p>
@@ -7554,13 +10696,229 @@
         <w:rPr>
           <w:b/>
         </w:rPr>
-        <w:t>9.</w:t>
+        <w:t>8.</w:t>
       </w:r>
       <w:r>
         <w:t xml:space="preserve"> </w:t>
       </w:r>
       <w:r>
-        <w:t>At t = 0, ψ contains b_ku_r(k)e^(ik·x) and d_k†v_r(k)e^(−ik·x), and ψ† contains b_p†u_s†(p)e^(−ip·x) and d_pv_s†(p)e^(ip·x), with three-vector exponents. For the b†b term, h acts on u_r(k)e^(ik·x) and gives h(k)u_r(k) = E_ku_r(k), so the term is E_pb†b. For the d term, h acts on v_r(k)e^(−ik·x) and gives h(−k)v_r(k) = −E_kv_r(k), so the term is −E_pd_pd_p†. The cross terms b†d† and d b contain u_s†(p)v_r(−p) and its conjugate, both zero. So H = ∫E_pΣ(b†b − d d†). With d d† = −d†d + (2π)³δ³(0) for each of the two spin values, the constant is −Σ_s∫d³pE_pδ³(0) = −2∫d³pE_pδ³(0).</w:t>
+        <w:t>Using {b, b†} and {d, d†}, {ψ</w:t>
+      </w:r>
+      <w:r>
+        <w:rPr>
+          <w:vertAlign w:val="subscript"/>
+        </w:rPr>
+        <w:t>a</w:t>
+      </w:r>
+      <w:r>
+        <w:t>(x), ψ</w:t>
+      </w:r>
+      <w:r>
+        <w:rPr>
+          <w:vertAlign w:val="subscript"/>
+        </w:rPr>
+        <w:t>b†</w:t>
+      </w:r>
+      <w:r>
+        <w:t>(y)} = ∫d³p/((2π)³2E</w:t>
+      </w:r>
+      <w:r>
+        <w:rPr>
+          <w:vertAlign w:val="subscript"/>
+        </w:rPr>
+        <w:t>p</w:t>
+      </w:r>
+      <w:r>
+        <w:t>)Σ</w:t>
+      </w:r>
+      <w:r>
+        <w:rPr>
+          <w:vertAlign w:val="subscript"/>
+        </w:rPr>
+        <w:t>s</w:t>
+      </w:r>
+      <w:r>
+        <w:t>[u</w:t>
+      </w:r>
+      <w:r>
+        <w:rPr>
+          <w:vertAlign w:val="subscript"/>
+        </w:rPr>
+        <w:t>s</w:t>
+      </w:r>
+      <w:r>
+        <w:t>(p)</w:t>
+      </w:r>
+      <w:r>
+        <w:rPr>
+          <w:vertAlign w:val="subscript"/>
+        </w:rPr>
+        <w:t>a</w:t>
+      </w:r>
+      <w:r>
+        <w:t xml:space="preserve"> u</w:t>
+      </w:r>
+      <w:r>
+        <w:rPr>
+          <w:vertAlign w:val="subscript"/>
+        </w:rPr>
+        <w:t>s</w:t>
+      </w:r>
+      <w:r>
+        <w:t>(p)</w:t>
+      </w:r>
+      <w:r>
+        <w:rPr>
+          <w:vertAlign w:val="subscript"/>
+        </w:rPr>
+        <w:t>b*</w:t>
+      </w:r>
+      <w:r>
+        <w:t>e</w:t>
+      </w:r>
+      <w:r>
+        <w:rPr>
+          <w:vertAlign w:val="superscript"/>
+        </w:rPr>
+        <w:t>ip·(x−y)</w:t>
+      </w:r>
+      <w:r>
+        <w:t xml:space="preserve"> + v</w:t>
+      </w:r>
+      <w:r>
+        <w:rPr>
+          <w:vertAlign w:val="subscript"/>
+        </w:rPr>
+        <w:t>s</w:t>
+      </w:r>
+      <w:r>
+        <w:t>(p)</w:t>
+      </w:r>
+      <w:r>
+        <w:rPr>
+          <w:vertAlign w:val="subscript"/>
+        </w:rPr>
+        <w:t>a</w:t>
+      </w:r>
+      <w:r>
+        <w:t xml:space="preserve"> v</w:t>
+      </w:r>
+      <w:r>
+        <w:rPr>
+          <w:vertAlign w:val="subscript"/>
+        </w:rPr>
+        <w:t>s</w:t>
+      </w:r>
+      <w:r>
+        <w:t>(p)</w:t>
+      </w:r>
+      <w:r>
+        <w:rPr>
+          <w:vertAlign w:val="subscript"/>
+        </w:rPr>
+        <w:t>b*</w:t>
+      </w:r>
+      <w:r>
+        <w:t>e</w:t>
+      </w:r>
+      <w:r>
+        <w:rPr>
+          <w:vertAlign w:val="superscript"/>
+        </w:rPr>
+        <w:t>−ip·(x−y)</w:t>
+      </w:r>
+      <w:r>
+        <w:t>]. In the second term change p → −p, giving v</w:t>
+      </w:r>
+      <w:r>
+        <w:rPr>
+          <w:vertAlign w:val="subscript"/>
+        </w:rPr>
+        <w:t>s</w:t>
+      </w:r>
+      <w:r>
+        <w:t>(−p)</w:t>
+      </w:r>
+      <w:r>
+        <w:rPr>
+          <w:vertAlign w:val="subscript"/>
+        </w:rPr>
+        <w:t>a</w:t>
+      </w:r>
+      <w:r>
+        <w:t xml:space="preserve"> v</w:t>
+      </w:r>
+      <w:r>
+        <w:rPr>
+          <w:vertAlign w:val="subscript"/>
+        </w:rPr>
+        <w:t>s</w:t>
+      </w:r>
+      <w:r>
+        <w:t>(−p)</w:t>
+      </w:r>
+      <w:r>
+        <w:rPr>
+          <w:vertAlign w:val="subscript"/>
+        </w:rPr>
+        <w:t>b*</w:t>
+      </w:r>
+      <w:r>
+        <w:t>e</w:t>
+      </w:r>
+      <w:r>
+        <w:rPr>
+          <w:vertAlign w:val="superscript"/>
+        </w:rPr>
+        <w:t>ip·(x−y)</w:t>
+      </w:r>
+      <w:r>
+        <w:t>. The sum of the spinor matrices is 2E</w:t>
+      </w:r>
+      <w:r>
+        <w:rPr>
+          <w:vertAlign w:val="subscript"/>
+        </w:rPr>
+        <w:t>p</w:t>
+      </w:r>
+      <w:r>
+        <w:t xml:space="preserve"> δ</w:t>
+      </w:r>
+      <w:r>
+        <w:rPr>
+          <w:vertAlign w:val="subscript"/>
+        </w:rPr>
+        <w:t>a</w:t>
+      </w:r>
+      <w:r>
+        <w:t>b by Exercise 5, so the result is ∫d³p/(2π)³ e</w:t>
+      </w:r>
+      <w:r>
+        <w:rPr>
+          <w:vertAlign w:val="superscript"/>
+        </w:rPr>
+        <w:t>ip·(x−y)</w:t>
+      </w:r>
+      <w:r>
+        <w:t>δ</w:t>
+      </w:r>
+      <w:r>
+        <w:rPr>
+          <w:vertAlign w:val="subscript"/>
+        </w:rPr>
+        <w:t>a</w:t>
+      </w:r>
+      <w:r>
+        <w:t>b = δ</w:t>
+      </w:r>
+      <w:r>
+        <w:rPr>
+          <w:vertAlign w:val="subscript"/>
+        </w:rPr>
+        <w:t>a</w:t>
+      </w:r>
+      <w:r>
+        <w:t>bδ³(x − y).</w:t>
       </w:r>
     </w:p>
     <w:p>
@@ -7568,13 +10926,301 @@
         <w:rPr>
           <w:b/>
         </w:rPr>
-        <w:t>10.</w:t>
+        <w:t>9.</w:t>
       </w:r>
       <w:r>
         <w:t xml:space="preserve"> </w:t>
       </w:r>
       <w:r>
-        <w:t>[b†b, b†] = b†{b, b†} − {b†, b†}b = b†, and similarly for d†d, d†. Then [H, b_p†] = ∫d³k/(2π)³E_k[b_k†b_k, b_p†] = E_pb_p†, and likewise for d†. From H b_p†|0⟩ = b_p†H|0⟩ + E_pb_p†|0⟩ = E_pb_p†|0⟩, the energy is E_p. In the Heisenberg picture ḃ = i[H, b] = −iE_pb, since [H, b_p] = −E_pb_p (the conjugate of the relation above). So b(t) = b e^(−iE_pt), and d(t) = d e^(−iE_pt), d†(t) = d† e^(+iE_pt).</w:t>
+        <w:t>At t = 0, ψ contains b</w:t>
+      </w:r>
+      <w:r>
+        <w:rPr>
+          <w:vertAlign w:val="subscript"/>
+        </w:rPr>
+        <w:t>k</w:t>
+      </w:r>
+      <w:r>
+        <w:t>u</w:t>
+      </w:r>
+      <w:r>
+        <w:rPr>
+          <w:vertAlign w:val="subscript"/>
+        </w:rPr>
+        <w:t>r</w:t>
+      </w:r>
+      <w:r>
+        <w:t>(k)e</w:t>
+      </w:r>
+      <w:r>
+        <w:rPr>
+          <w:vertAlign w:val="superscript"/>
+        </w:rPr>
+        <w:t>ik·x</w:t>
+      </w:r>
+      <w:r>
+        <w:t xml:space="preserve"> and d</w:t>
+      </w:r>
+      <w:r>
+        <w:rPr>
+          <w:vertAlign w:val="subscript"/>
+        </w:rPr>
+        <w:t>k†</w:t>
+      </w:r>
+      <w:r>
+        <w:t>v</w:t>
+      </w:r>
+      <w:r>
+        <w:rPr>
+          <w:vertAlign w:val="subscript"/>
+        </w:rPr>
+        <w:t>r</w:t>
+      </w:r>
+      <w:r>
+        <w:t>(k)e</w:t>
+      </w:r>
+      <w:r>
+        <w:rPr>
+          <w:vertAlign w:val="superscript"/>
+        </w:rPr>
+        <w:t>−ik·x</w:t>
+      </w:r>
+      <w:r>
+        <w:t>, and ψ† contains b</w:t>
+      </w:r>
+      <w:r>
+        <w:rPr>
+          <w:vertAlign w:val="subscript"/>
+        </w:rPr>
+        <w:t>p†</w:t>
+      </w:r>
+      <w:r>
+        <w:t>u</w:t>
+      </w:r>
+      <w:r>
+        <w:rPr>
+          <w:vertAlign w:val="subscript"/>
+        </w:rPr>
+        <w:t>s†</w:t>
+      </w:r>
+      <w:r>
+        <w:t>(p)e</w:t>
+      </w:r>
+      <w:r>
+        <w:rPr>
+          <w:vertAlign w:val="superscript"/>
+        </w:rPr>
+        <w:t>−ip·x</w:t>
+      </w:r>
+      <w:r>
+        <w:t xml:space="preserve"> and d</w:t>
+      </w:r>
+      <w:r>
+        <w:rPr>
+          <w:vertAlign w:val="subscript"/>
+        </w:rPr>
+        <w:t>p</w:t>
+      </w:r>
+      <w:r>
+        <w:t>v</w:t>
+      </w:r>
+      <w:r>
+        <w:rPr>
+          <w:vertAlign w:val="subscript"/>
+        </w:rPr>
+        <w:t>s†</w:t>
+      </w:r>
+      <w:r>
+        <w:t>(p)e</w:t>
+      </w:r>
+      <w:r>
+        <w:rPr>
+          <w:vertAlign w:val="superscript"/>
+        </w:rPr>
+        <w:t>ip·x</w:t>
+      </w:r>
+      <w:r>
+        <w:t>, with three-vector exponents. For the b†b term, h acts on u</w:t>
+      </w:r>
+      <w:r>
+        <w:rPr>
+          <w:vertAlign w:val="subscript"/>
+        </w:rPr>
+        <w:t>r</w:t>
+      </w:r>
+      <w:r>
+        <w:t>(k)e</w:t>
+      </w:r>
+      <w:r>
+        <w:rPr>
+          <w:vertAlign w:val="superscript"/>
+        </w:rPr>
+        <w:t>ik·x</w:t>
+      </w:r>
+      <w:r>
+        <w:t xml:space="preserve"> and gives h(k)u</w:t>
+      </w:r>
+      <w:r>
+        <w:rPr>
+          <w:vertAlign w:val="subscript"/>
+        </w:rPr>
+        <w:t>r</w:t>
+      </w:r>
+      <w:r>
+        <w:t>(k) = E</w:t>
+      </w:r>
+      <w:r>
+        <w:rPr>
+          <w:vertAlign w:val="subscript"/>
+        </w:rPr>
+        <w:t>k</w:t>
+      </w:r>
+      <w:r>
+        <w:t>u</w:t>
+      </w:r>
+      <w:r>
+        <w:rPr>
+          <w:vertAlign w:val="subscript"/>
+        </w:rPr>
+        <w:t>r</w:t>
+      </w:r>
+      <w:r>
+        <w:t>(k), so the term is E</w:t>
+      </w:r>
+      <w:r>
+        <w:rPr>
+          <w:vertAlign w:val="subscript"/>
+        </w:rPr>
+        <w:t>p</w:t>
+      </w:r>
+      <w:r>
+        <w:t>b†b. For the d term, h acts on v</w:t>
+      </w:r>
+      <w:r>
+        <w:rPr>
+          <w:vertAlign w:val="subscript"/>
+        </w:rPr>
+        <w:t>r</w:t>
+      </w:r>
+      <w:r>
+        <w:t>(k)e</w:t>
+      </w:r>
+      <w:r>
+        <w:rPr>
+          <w:vertAlign w:val="superscript"/>
+        </w:rPr>
+        <w:t>−ik·x</w:t>
+      </w:r>
+      <w:r>
+        <w:t xml:space="preserve"> and gives h(−k)v</w:t>
+      </w:r>
+      <w:r>
+        <w:rPr>
+          <w:vertAlign w:val="subscript"/>
+        </w:rPr>
+        <w:t>r</w:t>
+      </w:r>
+      <w:r>
+        <w:t>(k) = −E</w:t>
+      </w:r>
+      <w:r>
+        <w:rPr>
+          <w:vertAlign w:val="subscript"/>
+        </w:rPr>
+        <w:t>k</w:t>
+      </w:r>
+      <w:r>
+        <w:t>v</w:t>
+      </w:r>
+      <w:r>
+        <w:rPr>
+          <w:vertAlign w:val="subscript"/>
+        </w:rPr>
+        <w:t>r</w:t>
+      </w:r>
+      <w:r>
+        <w:t>(k), so the term is −E</w:t>
+      </w:r>
+      <w:r>
+        <w:rPr>
+          <w:vertAlign w:val="subscript"/>
+        </w:rPr>
+        <w:t>p</w:t>
+      </w:r>
+      <w:r>
+        <w:t>d</w:t>
+      </w:r>
+      <w:r>
+        <w:rPr>
+          <w:vertAlign w:val="subscript"/>
+        </w:rPr>
+        <w:t>p</w:t>
+      </w:r>
+      <w:r>
+        <w:t>d</w:t>
+      </w:r>
+      <w:r>
+        <w:rPr>
+          <w:vertAlign w:val="subscript"/>
+        </w:rPr>
+        <w:t>p†</w:t>
+      </w:r>
+      <w:r>
+        <w:t>. The cross terms b†d† and d b contain u</w:t>
+      </w:r>
+      <w:r>
+        <w:rPr>
+          <w:vertAlign w:val="subscript"/>
+        </w:rPr>
+        <w:t>s†</w:t>
+      </w:r>
+      <w:r>
+        <w:t>(p)v</w:t>
+      </w:r>
+      <w:r>
+        <w:rPr>
+          <w:vertAlign w:val="subscript"/>
+        </w:rPr>
+        <w:t>r</w:t>
+      </w:r>
+      <w:r>
+        <w:t>(−p) and its conjugate, both zero. So H = ∫E</w:t>
+      </w:r>
+      <w:r>
+        <w:rPr>
+          <w:vertAlign w:val="subscript"/>
+        </w:rPr>
+        <w:t>p</w:t>
+      </w:r>
+      <w:r>
+        <w:t>Σ(b†b − d d†). With d d† = −d†d + (2π)³δ³(0) for each of the two spin values, the constant is −Σ</w:t>
+      </w:r>
+      <w:r>
+        <w:rPr>
+          <w:vertAlign w:val="subscript"/>
+        </w:rPr>
+        <w:t>s</w:t>
+      </w:r>
+      <w:r>
+        <w:t>∫d³pE</w:t>
+      </w:r>
+      <w:r>
+        <w:rPr>
+          <w:vertAlign w:val="subscript"/>
+        </w:rPr>
+        <w:t>p</w:t>
+      </w:r>
+      <w:r>
+        <w:t>δ³(0) = −2∫d³pE</w:t>
+      </w:r>
+      <w:r>
+        <w:rPr>
+          <w:vertAlign w:val="subscript"/>
+        </w:rPr>
+        <w:t>p</w:t>
+      </w:r>
+      <w:r>
+        <w:t>δ³(0).</w:t>
       </w:r>
     </w:p>
     <w:p>
@@ -7582,13 +11228,202 @@
         <w:rPr>
           <w:b/>
         </w:rPr>
-        <w:t>11.</w:t>
+        <w:t>10.</w:t>
       </w:r>
       <w:r>
         <w:t xml:space="preserve"> </w:t>
       </w:r>
       <w:r>
-        <w:t>As in Worked example 5: [ψ_a(x), ψ_b†(y)h_bcψ_c(y)] = {ψ_a(x), ψ_b†(y)}h_bcψ_c(y) − ψ_b†(y)h_bc{ψ_a(x), ψ_c(y)} = δ_abδ³(x − y)h_bcψ_c(y) − 0. Integrating over y gives (hψ)_a(x), and iψ̇ = [ψ, H] = hψ.</w:t>
+        <w:t>[b†b, b†] = b†{b, b†} − {b†, b†}b = b†, and similarly for d†d, d†. Then [H, b</w:t>
+      </w:r>
+      <w:r>
+        <w:rPr>
+          <w:vertAlign w:val="subscript"/>
+        </w:rPr>
+        <w:t>p†</w:t>
+      </w:r>
+      <w:r>
+        <w:t>] = ∫d³k/(2π)³E</w:t>
+      </w:r>
+      <w:r>
+        <w:rPr>
+          <w:vertAlign w:val="subscript"/>
+        </w:rPr>
+        <w:t>k</w:t>
+      </w:r>
+      <w:r>
+        <w:t>[b</w:t>
+      </w:r>
+      <w:r>
+        <w:rPr>
+          <w:vertAlign w:val="subscript"/>
+        </w:rPr>
+        <w:t>k†</w:t>
+      </w:r>
+      <w:r>
+        <w:t>b</w:t>
+      </w:r>
+      <w:r>
+        <w:rPr>
+          <w:vertAlign w:val="subscript"/>
+        </w:rPr>
+        <w:t>k</w:t>
+      </w:r>
+      <w:r>
+        <w:t>, b</w:t>
+      </w:r>
+      <w:r>
+        <w:rPr>
+          <w:vertAlign w:val="subscript"/>
+        </w:rPr>
+        <w:t>p†</w:t>
+      </w:r>
+      <w:r>
+        <w:t>] = E</w:t>
+      </w:r>
+      <w:r>
+        <w:rPr>
+          <w:vertAlign w:val="subscript"/>
+        </w:rPr>
+        <w:t>p</w:t>
+      </w:r>
+      <w:r>
+        <w:t>b</w:t>
+      </w:r>
+      <w:r>
+        <w:rPr>
+          <w:vertAlign w:val="subscript"/>
+        </w:rPr>
+        <w:t>p†</w:t>
+      </w:r>
+      <w:r>
+        <w:t>, and likewise for d†. From H b</w:t>
+      </w:r>
+      <w:r>
+        <w:rPr>
+          <w:vertAlign w:val="subscript"/>
+        </w:rPr>
+        <w:t>p†</w:t>
+      </w:r>
+      <w:r>
+        <w:t>|0⟩ = b</w:t>
+      </w:r>
+      <w:r>
+        <w:rPr>
+          <w:vertAlign w:val="subscript"/>
+        </w:rPr>
+        <w:t>p†</w:t>
+      </w:r>
+      <w:r>
+        <w:t>H|0⟩ + E</w:t>
+      </w:r>
+      <w:r>
+        <w:rPr>
+          <w:vertAlign w:val="subscript"/>
+        </w:rPr>
+        <w:t>p</w:t>
+      </w:r>
+      <w:r>
+        <w:t>b</w:t>
+      </w:r>
+      <w:r>
+        <w:rPr>
+          <w:vertAlign w:val="subscript"/>
+        </w:rPr>
+        <w:t>p†</w:t>
+      </w:r>
+      <w:r>
+        <w:t>|0⟩ = E</w:t>
+      </w:r>
+      <w:r>
+        <w:rPr>
+          <w:vertAlign w:val="subscript"/>
+        </w:rPr>
+        <w:t>p</w:t>
+      </w:r>
+      <w:r>
+        <w:t>b</w:t>
+      </w:r>
+      <w:r>
+        <w:rPr>
+          <w:vertAlign w:val="subscript"/>
+        </w:rPr>
+        <w:t>p†</w:t>
+      </w:r>
+      <w:r>
+        <w:t>|0⟩, the energy is E</w:t>
+      </w:r>
+      <w:r>
+        <w:rPr>
+          <w:vertAlign w:val="subscript"/>
+        </w:rPr>
+        <w:t>p</w:t>
+      </w:r>
+      <w:r>
+        <w:t>. In the Heisenberg picture ḃ = i[H, b] = −iE</w:t>
+      </w:r>
+      <w:r>
+        <w:rPr>
+          <w:vertAlign w:val="subscript"/>
+        </w:rPr>
+        <w:t>p</w:t>
+      </w:r>
+      <w:r>
+        <w:t>b, since [H, b</w:t>
+      </w:r>
+      <w:r>
+        <w:rPr>
+          <w:vertAlign w:val="subscript"/>
+        </w:rPr>
+        <w:t>p</w:t>
+      </w:r>
+      <w:r>
+        <w:t>] = −E</w:t>
+      </w:r>
+      <w:r>
+        <w:rPr>
+          <w:vertAlign w:val="subscript"/>
+        </w:rPr>
+        <w:t>p</w:t>
+      </w:r>
+      <w:r>
+        <w:t>b</w:t>
+      </w:r>
+      <w:r>
+        <w:rPr>
+          <w:vertAlign w:val="subscript"/>
+        </w:rPr>
+        <w:t>p</w:t>
+      </w:r>
+      <w:r>
+        <w:t xml:space="preserve"> (the conjugate of the relation above). So b(t) = b e</w:t>
+      </w:r>
+      <w:r>
+        <w:rPr>
+          <w:vertAlign w:val="superscript"/>
+        </w:rPr>
+        <w:t>−iEₚt</w:t>
+      </w:r>
+      <w:r>
+        <w:t>, and d(t) = d e</w:t>
+      </w:r>
+      <w:r>
+        <w:rPr>
+          <w:vertAlign w:val="superscript"/>
+        </w:rPr>
+        <w:t>−iEₚt</w:t>
+      </w:r>
+      <w:r>
+        <w:t>, d†(t) = d† e</w:t>
+      </w:r>
+      <w:r>
+        <w:rPr>
+          <w:vertAlign w:val="superscript"/>
+        </w:rPr>
+        <w:t>+iEₚt</w:t>
+      </w:r>
+      <w:r>
+        <w:t>.</w:t>
       </w:r>
     </w:p>
     <w:p>
@@ -7596,13 +11431,157 @@
         <w:rPr>
           <w:b/>
         </w:rPr>
-        <w:t>12.</w:t>
+        <w:t>11.</w:t>
       </w:r>
       <w:r>
         <w:t xml:space="preserve"> </w:t>
       </w:r>
       <w:r>
-        <w:t>From the expansion, ∫d³xψ†ψ = ∫d³p/(2π)³Σ_s(b†b + d d†), using u†u = v†v = 2E and u†(p)v(−p) = 0. Reordering d d† = −d†d + (2π)³δ³(0) gives ∫Σ(b†b − d†d) plus a constant, and normal ordering drops the constant, leaving N_b − N_d. The charge is Q = q(N_b − N_d) with q = −e, so b†|0⟩ has Q = −e, d†|0⟩ has Q = +e, and b†d†|0⟩ has Q = 0. In units of e these are −1, +1, and 0.</w:t>
+        <w:t>As in Worked example 5: [ψ</w:t>
+      </w:r>
+      <w:r>
+        <w:rPr>
+          <w:vertAlign w:val="subscript"/>
+        </w:rPr>
+        <w:t>a</w:t>
+      </w:r>
+      <w:r>
+        <w:t>(x), ψ</w:t>
+      </w:r>
+      <w:r>
+        <w:rPr>
+          <w:vertAlign w:val="subscript"/>
+        </w:rPr>
+        <w:t>b†</w:t>
+      </w:r>
+      <w:r>
+        <w:t>(y)h</w:t>
+      </w:r>
+      <w:r>
+        <w:rPr>
+          <w:vertAlign w:val="subscript"/>
+        </w:rPr>
+        <w:t>b</w:t>
+      </w:r>
+      <w:r>
+        <w:t>cψ</w:t>
+      </w:r>
+      <w:r>
+        <w:rPr>
+          <w:vertAlign w:val="subscript"/>
+        </w:rPr>
+        <w:t>c</w:t>
+      </w:r>
+      <w:r>
+        <w:t>(y)] = {ψ</w:t>
+      </w:r>
+      <w:r>
+        <w:rPr>
+          <w:vertAlign w:val="subscript"/>
+        </w:rPr>
+        <w:t>a</w:t>
+      </w:r>
+      <w:r>
+        <w:t>(x), ψ</w:t>
+      </w:r>
+      <w:r>
+        <w:rPr>
+          <w:vertAlign w:val="subscript"/>
+        </w:rPr>
+        <w:t>b†</w:t>
+      </w:r>
+      <w:r>
+        <w:t>(y)}h</w:t>
+      </w:r>
+      <w:r>
+        <w:rPr>
+          <w:vertAlign w:val="subscript"/>
+        </w:rPr>
+        <w:t>b</w:t>
+      </w:r>
+      <w:r>
+        <w:t>cψ</w:t>
+      </w:r>
+      <w:r>
+        <w:rPr>
+          <w:vertAlign w:val="subscript"/>
+        </w:rPr>
+        <w:t>c</w:t>
+      </w:r>
+      <w:r>
+        <w:t>(y) − ψ</w:t>
+      </w:r>
+      <w:r>
+        <w:rPr>
+          <w:vertAlign w:val="subscript"/>
+        </w:rPr>
+        <w:t>b†</w:t>
+      </w:r>
+      <w:r>
+        <w:t>(y)h</w:t>
+      </w:r>
+      <w:r>
+        <w:rPr>
+          <w:vertAlign w:val="subscript"/>
+        </w:rPr>
+        <w:t>b</w:t>
+      </w:r>
+      <w:r>
+        <w:t>c{ψ</w:t>
+      </w:r>
+      <w:r>
+        <w:rPr>
+          <w:vertAlign w:val="subscript"/>
+        </w:rPr>
+        <w:t>a</w:t>
+      </w:r>
+      <w:r>
+        <w:t>(x), ψ</w:t>
+      </w:r>
+      <w:r>
+        <w:rPr>
+          <w:vertAlign w:val="subscript"/>
+        </w:rPr>
+        <w:t>c</w:t>
+      </w:r>
+      <w:r>
+        <w:t>(y)} = δ</w:t>
+      </w:r>
+      <w:r>
+        <w:rPr>
+          <w:vertAlign w:val="subscript"/>
+        </w:rPr>
+        <w:t>a</w:t>
+      </w:r>
+      <w:r>
+        <w:t>bδ³(x − y)h</w:t>
+      </w:r>
+      <w:r>
+        <w:rPr>
+          <w:vertAlign w:val="subscript"/>
+        </w:rPr>
+        <w:t>b</w:t>
+      </w:r>
+      <w:r>
+        <w:t>cψ</w:t>
+      </w:r>
+      <w:r>
+        <w:rPr>
+          <w:vertAlign w:val="subscript"/>
+        </w:rPr>
+        <w:t>c</w:t>
+      </w:r>
+      <w:r>
+        <w:t>(y) − 0. Integrating over y gives (hψ)</w:t>
+      </w:r>
+      <w:r>
+        <w:rPr>
+          <w:vertAlign w:val="subscript"/>
+        </w:rPr>
+        <w:t>a</w:t>
+      </w:r>
+      <w:r>
+        <w:t>(x), and iψ̇ = [ψ, H] = hψ.</w:t>
       </w:r>
     </w:p>
     <w:p>
@@ -7610,13 +11589,58 @@
         <w:rPr>
           <w:b/>
         </w:rPr>
-        <w:t>13.</w:t>
+        <w:t>12.</w:t>
       </w:r>
       <w:r>
         <w:t xml:space="preserve"> </w:t>
       </w:r>
       <w:r>
-        <w:t>From P = ∫p(b†b + d†d), with [P, b_p†] = pb_p† by the same computation as Exercise 10, P b_p†|0⟩ = p b_p†|0⟩ and P d_p†|0⟩ = p d_p†|0⟩. The reordering of the d term of ψ†(−i∇)ψ gives −p d d† = +p d†d − p(2π)³δ³(0), and the leftover −∫d³p p δ³(0) vanishes by the antisymmetry of the integrand under p → −p.</w:t>
+        <w:t>From the expansion, ∫d³xψ†ψ = ∫d³p/(2π)³Σ</w:t>
+      </w:r>
+      <w:r>
+        <w:rPr>
+          <w:vertAlign w:val="subscript"/>
+        </w:rPr>
+        <w:t>s</w:t>
+      </w:r>
+      <w:r>
+        <w:t>(b†b + d d†), using u†u = v†v = 2E and u†(p)v(−p) = 0. Reordering d d† = −d†d + (2π)³δ³(0) gives ∫Σ(b†b − d†d) plus a constant, and normal ordering drops the constant, leaving N</w:t>
+      </w:r>
+      <w:r>
+        <w:rPr>
+          <w:vertAlign w:val="subscript"/>
+        </w:rPr>
+        <w:t>b</w:t>
+      </w:r>
+      <w:r>
+        <w:t xml:space="preserve"> − N</w:t>
+      </w:r>
+      <w:r>
+        <w:rPr>
+          <w:vertAlign w:val="subscript"/>
+        </w:rPr>
+        <w:t>d</w:t>
+      </w:r>
+      <w:r>
+        <w:t>. The charge is Q = q(N</w:t>
+      </w:r>
+      <w:r>
+        <w:rPr>
+          <w:vertAlign w:val="subscript"/>
+        </w:rPr>
+        <w:t>b</w:t>
+      </w:r>
+      <w:r>
+        <w:t xml:space="preserve"> − N</w:t>
+      </w:r>
+      <w:r>
+        <w:rPr>
+          <w:vertAlign w:val="subscript"/>
+        </w:rPr>
+        <w:t>d</w:t>
+      </w:r>
+      <w:r>
+        <w:t>) with q = −e, so b†|0⟩ has Q = −e, d†|0⟩ has Q = +e, and b†d†|0⟩ has Q = 0. In units of e these are −1, +1, and 0.</w:t>
       </w:r>
     </w:p>
     <w:p>
@@ -7624,13 +11648,67 @@
         <w:rPr>
           <w:b/>
         </w:rPr>
-        <w:t>14.</w:t>
+        <w:t>13.</w:t>
       </w:r>
       <w:r>
         <w:t xml:space="preserve"> </w:t>
       </w:r>
       <w:r>
-        <w:t>By Worked example 6, S_z = (1/2)(N_(b1) − N_(b2)) − (1/2)(N_(d1) − N_(d2)). So b_1†|0⟩ has S_z = +1/2, b_2†|0⟩ has −1/2, d_1†|0⟩ has −1/2, and d_2†|0⟩ has +1/2.</w:t>
+        <w:t>From P = ∫p(b†b + d†d), with [P, b</w:t>
+      </w:r>
+      <w:r>
+        <w:rPr>
+          <w:vertAlign w:val="subscript"/>
+        </w:rPr>
+        <w:t>p†</w:t>
+      </w:r>
+      <w:r>
+        <w:t>] = pb</w:t>
+      </w:r>
+      <w:r>
+        <w:rPr>
+          <w:vertAlign w:val="subscript"/>
+        </w:rPr>
+        <w:t>p†</w:t>
+      </w:r>
+      <w:r>
+        <w:t xml:space="preserve"> by the same computation as Exercise 10, P b</w:t>
+      </w:r>
+      <w:r>
+        <w:rPr>
+          <w:vertAlign w:val="subscript"/>
+        </w:rPr>
+        <w:t>p†</w:t>
+      </w:r>
+      <w:r>
+        <w:t>|0⟩ = p b</w:t>
+      </w:r>
+      <w:r>
+        <w:rPr>
+          <w:vertAlign w:val="subscript"/>
+        </w:rPr>
+        <w:t>p†</w:t>
+      </w:r>
+      <w:r>
+        <w:t>|0⟩ and P d</w:t>
+      </w:r>
+      <w:r>
+        <w:rPr>
+          <w:vertAlign w:val="subscript"/>
+        </w:rPr>
+        <w:t>p†</w:t>
+      </w:r>
+      <w:r>
+        <w:t>|0⟩ = p d</w:t>
+      </w:r>
+      <w:r>
+        <w:rPr>
+          <w:vertAlign w:val="subscript"/>
+        </w:rPr>
+        <w:t>p†</w:t>
+      </w:r>
+      <w:r>
+        <w:t>|0⟩. The reordering of the d term of ψ†(−i∇)ψ gives −p d d† = +p d†d − p(2π)³δ³(0), and the leftover −∫d³p p δ³(0) vanishes by the antisymmetry of the integrand under p → −p.</w:t>
       </w:r>
     </w:p>
     <w:p>
@@ -7638,13 +11716,103 @@
         <w:rPr>
           <w:b/>
         </w:rPr>
-        <w:t>15.</w:t>
+        <w:t>14.</w:t>
       </w:r>
       <w:r>
         <w:t xml:space="preserve"> </w:t>
       </w:r>
       <w:r>
-        <w:t>With m = 0 and the cutoff, the Dirac vacuum energy density is −2∫d³p/(2π)³ p = −2(1/(2π²))(Λ⁴/4) = −Λ⁴/(4π²), and the real scalar has (1/2)∫d³p/(2π)³ p = Λ⁴/(16π²). The ratio is −4.</w:t>
+        <w:t>By Worked example 6, S</w:t>
+      </w:r>
+      <w:r>
+        <w:rPr>
+          <w:vertAlign w:val="subscript"/>
+        </w:rPr>
+        <w:t>z</w:t>
+      </w:r>
+      <w:r>
+        <w:t xml:space="preserve"> = (1/2)(N</w:t>
+      </w:r>
+      <w:r>
+        <w:rPr>
+          <w:vertAlign w:val="subscript"/>
+        </w:rPr>
+        <w:t>b1</w:t>
+      </w:r>
+      <w:r>
+        <w:t xml:space="preserve"> − N</w:t>
+      </w:r>
+      <w:r>
+        <w:rPr>
+          <w:vertAlign w:val="subscript"/>
+        </w:rPr>
+        <w:t>b2</w:t>
+      </w:r>
+      <w:r>
+        <w:t>) − (1/2)(N</w:t>
+      </w:r>
+      <w:r>
+        <w:rPr>
+          <w:vertAlign w:val="subscript"/>
+        </w:rPr>
+        <w:t>d1</w:t>
+      </w:r>
+      <w:r>
+        <w:t xml:space="preserve"> − N</w:t>
+      </w:r>
+      <w:r>
+        <w:rPr>
+          <w:vertAlign w:val="subscript"/>
+        </w:rPr>
+        <w:t>d2</w:t>
+      </w:r>
+      <w:r>
+        <w:t>). So b</w:t>
+      </w:r>
+      <w:r>
+        <w:rPr>
+          <w:vertAlign w:val="subscript"/>
+        </w:rPr>
+        <w:t>1†</w:t>
+      </w:r>
+      <w:r>
+        <w:t>|0⟩ has S</w:t>
+      </w:r>
+      <w:r>
+        <w:rPr>
+          <w:vertAlign w:val="subscript"/>
+        </w:rPr>
+        <w:t>z</w:t>
+      </w:r>
+      <w:r>
+        <w:t xml:space="preserve"> = +1/2, b</w:t>
+      </w:r>
+      <w:r>
+        <w:rPr>
+          <w:vertAlign w:val="subscript"/>
+        </w:rPr>
+        <w:t>2†</w:t>
+      </w:r>
+      <w:r>
+        <w:t>|0⟩ has −1/2, d</w:t>
+      </w:r>
+      <w:r>
+        <w:rPr>
+          <w:vertAlign w:val="subscript"/>
+        </w:rPr>
+        <w:t>1†</w:t>
+      </w:r>
+      <w:r>
+        <w:t>|0⟩ has −1/2, and d</w:t>
+      </w:r>
+      <w:r>
+        <w:rPr>
+          <w:vertAlign w:val="subscript"/>
+        </w:rPr>
+        <w:t>2†</w:t>
+      </w:r>
+      <w:r>
+        <w:t>|0⟩ has +1/2.</w:t>
       </w:r>
     </w:p>
     <w:p>
@@ -7652,13 +11820,126 @@
         <w:rPr>
           <w:b/>
         </w:rPr>
+        <w:t>15.</w:t>
+      </w:r>
+      <w:r>
+        <w:t xml:space="preserve"> </w:t>
+      </w:r>
+      <w:r>
+        <w:t>With m = 0 and the cutoff, the Dirac vacuum energy density is −2∫d³p/(2π)³ p = −2(1/(2π²))(Λ⁴/4) = −Λ⁴/(4π²), and the real scalar has (1/2)∫d³p/(2π)³ p = Λ⁴/(16π²). The ratio is −4.</w:t>
+      </w:r>
+    </w:p>
+    <w:p>
+      <w:r>
+        <w:rPr>
+          <w:b/>
+        </w:rPr>
         <w:t>16.</w:t>
       </w:r>
       <w:r>
         <w:t xml:space="preserve"> </w:t>
       </w:r>
       <w:r>
-        <w:t>With commutators, the reordering d d† = d†d + (2π)³δ³(0) gives H = ∫E_pΣ(b†b − d†d) + const, and the state (d_p†)ⁿ|0⟩ has energy −nE_p + const, unbounded below as n grows. The charge ∫ψ†ψ = ∫Σ(b†b + d†d) + const = N_b + N_d + const does not distinguish the two kinds of quantum. And [b†, b†] = 0 makes b_p†b_k†|0⟩ = b_k†b_p†|0⟩ symmetric, and b_p†b_p†|0⟩ ≠ 0, so two electrons could occupy the same state, contradicting the Pauli principle of Lesson 17.</w:t>
+        <w:t>With commutators, the reordering d d† = d†d + (2π)³δ³(0) gives H = ∫E</w:t>
+      </w:r>
+      <w:r>
+        <w:rPr>
+          <w:vertAlign w:val="subscript"/>
+        </w:rPr>
+        <w:t>p</w:t>
+      </w:r>
+      <w:r>
+        <w:t>Σ(b†b − d†d) + const, and the state (d</w:t>
+      </w:r>
+      <w:r>
+        <w:rPr>
+          <w:vertAlign w:val="subscript"/>
+        </w:rPr>
+        <w:t>p†</w:t>
+      </w:r>
+      <w:r>
+        <w:t>)ⁿ|0⟩ has energy −nE</w:t>
+      </w:r>
+      <w:r>
+        <w:rPr>
+          <w:vertAlign w:val="subscript"/>
+        </w:rPr>
+        <w:t>p</w:t>
+      </w:r>
+      <w:r>
+        <w:t xml:space="preserve"> + const, unbounded below as n grows. The charge ∫ψ†ψ = ∫Σ(b†b + d†d) + const = N</w:t>
+      </w:r>
+      <w:r>
+        <w:rPr>
+          <w:vertAlign w:val="subscript"/>
+        </w:rPr>
+        <w:t>b</w:t>
+      </w:r>
+      <w:r>
+        <w:t xml:space="preserve"> + N</w:t>
+      </w:r>
+      <w:r>
+        <w:rPr>
+          <w:vertAlign w:val="subscript"/>
+        </w:rPr>
+        <w:t>d</w:t>
+      </w:r>
+      <w:r>
+        <w:t xml:space="preserve"> + const does not distinguish the two kinds of quantum. And [b†, b†] = 0 makes b</w:t>
+      </w:r>
+      <w:r>
+        <w:rPr>
+          <w:vertAlign w:val="subscript"/>
+        </w:rPr>
+        <w:t>p†</w:t>
+      </w:r>
+      <w:r>
+        <w:t>b</w:t>
+      </w:r>
+      <w:r>
+        <w:rPr>
+          <w:vertAlign w:val="subscript"/>
+        </w:rPr>
+        <w:t>k†</w:t>
+      </w:r>
+      <w:r>
+        <w:t>|0⟩ = b</w:t>
+      </w:r>
+      <w:r>
+        <w:rPr>
+          <w:vertAlign w:val="subscript"/>
+        </w:rPr>
+        <w:t>k†</w:t>
+      </w:r>
+      <w:r>
+        <w:t>b</w:t>
+      </w:r>
+      <w:r>
+        <w:rPr>
+          <w:vertAlign w:val="subscript"/>
+        </w:rPr>
+        <w:t>p†</w:t>
+      </w:r>
+      <w:r>
+        <w:t>|0⟩ symmetric, and b</w:t>
+      </w:r>
+      <w:r>
+        <w:rPr>
+          <w:vertAlign w:val="subscript"/>
+        </w:rPr>
+        <w:t>p†</w:t>
+      </w:r>
+      <w:r>
+        <w:t>b</w:t>
+      </w:r>
+      <w:r>
+        <w:rPr>
+          <w:vertAlign w:val="subscript"/>
+        </w:rPr>
+        <w:t>p†</w:t>
+      </w:r>
+      <w:r>
+        <w:t>|0⟩ ≠ 0, so two electrons could occupy the same state, contradicting the Pauli principle of Lesson 17.</w:t>
       </w:r>
     </w:p>
     <w:p>
@@ -7666,71 +11947,12 @@
         <w:pStyle w:val="Heading2"/>
       </w:pPr>
       <w:r>
-        <w:t>Mastery checklist</w:t>
+        <w:t>Mastery check</w:t>
       </w:r>
     </w:p>
     <w:p>
-      <w:pPr>
-        <w:pStyle w:val="ListBullet"/>
-      </w:pPr>
-      <w:r>
-        <w:t>I can derive N² = N for a fermionic mode and explain why no mode can hold two quanta.</w:t>
-      </w:r>
-    </w:p>
-    <w:p>
-      <w:pPr>
-        <w:pStyle w:val="ListBullet"/>
-      </w:pPr>
-      <w:r>
-        <w:t>I can write the mode expansion of the Dirac field and state which operator annihilates an electron and which creates a positron.</w:t>
-      </w:r>
-    </w:p>
-    <w:p>
-      <w:pPr>
-        <w:pStyle w:val="ListBullet"/>
-      </w:pPr>
-      <w:r>
-        <w:t>I can state the four spinor identities and verify u†(p)v(−p) = 0 for an explicit choice of p and χ.</w:t>
-      </w:r>
-    </w:p>
-    <w:p>
-      <w:pPr>
-        <w:pStyle w:val="ListBullet"/>
-      </w:pPr>
-      <w:r>
-        <w:t>I can derive the anticommutators of b and d from the equal-time anticommutator of the field, and verify the converse.</w:t>
-      </w:r>
-    </w:p>
-    <w:p>
-      <w:pPr>
-        <w:pStyle w:val="ListBullet"/>
-      </w:pPr>
-      <w:r>
-        <w:t>I can compute the Hamiltonian, momentum, and charge in terms of ladder operators and show the Hamiltonian is bounded below.</w:t>
-      </w:r>
-    </w:p>
-    <w:p>
-      <w:pPr>
-        <w:pStyle w:val="ListBullet"/>
-      </w:pPr>
-      <w:r>
-        <w:t>I can derive the Dirac equation as a Heisenberg equation of the quantized field.</w:t>
-      </w:r>
-    </w:p>
-    <w:p>
-      <w:pPr>
-        <w:pStyle w:val="ListBullet"/>
-      </w:pPr>
-      <w:r>
-        <w:t>I can state which of u, ū, v, v̄ corresponds to an incoming or outgoing electron or positron.</w:t>
-      </w:r>
-    </w:p>
-    <w:p>
-      <w:pPr>
-        <w:pStyle w:val="ListBullet"/>
-      </w:pPr>
-      <w:r>
-        <w:t>I can explain why commutators would give a Hamiltonian unbounded below.</w:t>
+      <w:r>
+        <w:t>Before moving on, do the Core exercises without looking at the solutions and state this lesson's main result from memory. If both go smoothly, continue; if not, reread the sections the missed exercises cite.</w:t>
       </w:r>
     </w:p>
     <w:p>
@@ -7782,7 +12004,7 @@
         <w:color w:val="5A5A5A"/>
         <w:sz w:val="16"/>
       </w:rPr>
-      <w:t>QED Course   Lesson 36</w:t>
+      <w:t>A QED Course   Lesson 36</w:t>
     </w:r>
   </w:p>
 </w:hdr>
